--- a/memoire-ngoma/livrables/Annexe_4_Registre_des_consentements.docx
+++ b/memoire-ngoma/livrables/Annexe_4_Registre_des_consentements.docx
@@ -394,7 +394,7 @@
           <w:sz w:val="20"/>
           <w:szCs w:val="20"/>
         </w:rPr>
-        <w:t xml:space="preserve">Le formulaire d'information et de consentement (annexe 4) est remis en deux exemplaires et signé par chaque participant. Le § 4.2.7 prévoit que l'enregistrement et la citation d'extraits font l'objet d'accords DISTINCTS : ce registre les suit un par un, pour que l'analyse puisse en tenir compte.</w:t>
+        <w:t xml:space="preserve">Le formulaire d'information et de consentement (annexe 4) est remis en deux exemplaires et signé par chaque participant. Le § 4.2.7 prévoit que la citation d'extraits fait l'objet d'un accord DISTINCT (les entretiens ne sont pas enregistrés) : ce registre suit les accords un par un, pour que l'analyse puisse en tenir compte.</w:t>
       </w:r>
     </w:p>
     <w:p/>
@@ -431,14 +431,13 @@
         </w:tblBorders>
       </w:tblPr>
       <w:tblGrid>
-        <w:gridCol w:w="650"/>
-        <w:gridCol w:w="1000"/>
-        <w:gridCol w:w="1150"/>
-        <w:gridCol w:w="1050"/>
-        <w:gridCol w:w="1150"/>
-        <w:gridCol w:w="1500"/>
+        <w:gridCol w:w="800"/>
+        <w:gridCol w:w="1200"/>
+        <w:gridCol w:w="1350"/>
         <w:gridCol w:w="1250"/>
-        <w:gridCol w:w="1276"/>
+        <w:gridCol w:w="1600"/>
+        <w:gridCol w:w="1450"/>
+        <w:gridCol w:w="1376"/>
       </w:tblGrid>
       <w:tr>
         <w:trPr>
@@ -446,7 +445,7 @@
         </w:trPr>
         <w:tc>
           <w:tcPr>
-            <w:tcW w:type="dxa" w:w="650"/>
+            <w:tcW w:type="dxa" w:w="800"/>
             <w:shd w:fill="E8EDF2" w:color="auto" w:val="clear"/>
             <w:tcMar>
               <w:top w:type="dxa" w:w="60"/>
@@ -471,7 +470,7 @@
         </w:tc>
         <w:tc>
           <w:tcPr>
-            <w:tcW w:type="dxa" w:w="1000"/>
+            <w:tcW w:type="dxa" w:w="1200"/>
             <w:shd w:fill="E8EDF2" w:color="auto" w:val="clear"/>
             <w:tcMar>
               <w:top w:type="dxa" w:w="60"/>
@@ -496,7 +495,7 @@
         </w:tc>
         <w:tc>
           <w:tcPr>
-            <w:tcW w:type="dxa" w:w="1150"/>
+            <w:tcW w:type="dxa" w:w="1350"/>
             <w:shd w:fill="E8EDF2" w:color="auto" w:val="clear"/>
             <w:tcMar>
               <w:top w:type="dxa" w:w="60"/>
@@ -521,7 +520,7 @@
         </w:tc>
         <w:tc>
           <w:tcPr>
-            <w:tcW w:type="dxa" w:w="1050"/>
+            <w:tcW w:type="dxa" w:w="1250"/>
             <w:shd w:fill="E8EDF2" w:color="auto" w:val="clear"/>
             <w:tcMar>
               <w:top w:type="dxa" w:w="60"/>
@@ -546,7 +545,7 @@
         </w:tc>
         <w:tc>
           <w:tcPr>
-            <w:tcW w:type="dxa" w:w="1150"/>
+            <w:tcW w:type="dxa" w:w="1600"/>
             <w:shd w:fill="E8EDF2" w:color="auto" w:val="clear"/>
             <w:tcMar>
               <w:top w:type="dxa" w:w="60"/>
@@ -565,13 +564,13 @@
                 <w:sz w:val="19"/>
                 <w:szCs w:val="19"/>
               </w:rPr>
-              <w:t xml:space="preserve">Enregistrement</w:t>
-            </w:r>
-          </w:p>
-        </w:tc>
-        <w:tc>
-          <w:tcPr>
-            <w:tcW w:type="dxa" w:w="1500"/>
+              <w:t xml:space="preserve">Citation d'extraits</w:t>
+            </w:r>
+          </w:p>
+        </w:tc>
+        <w:tc>
+          <w:tcPr>
+            <w:tcW w:type="dxa" w:w="1450"/>
             <w:shd w:fill="E8EDF2" w:color="auto" w:val="clear"/>
             <w:tcMar>
               <w:top w:type="dxa" w:w="60"/>
@@ -590,38 +589,13 @@
                 <w:sz w:val="19"/>
                 <w:szCs w:val="19"/>
               </w:rPr>
-              <w:t xml:space="preserve">Citation d'extraits</w:t>
-            </w:r>
-          </w:p>
-        </w:tc>
-        <w:tc>
-          <w:tcPr>
-            <w:tcW w:type="dxa" w:w="1250"/>
-            <w:shd w:fill="E8EDF2" w:color="auto" w:val="clear"/>
-            <w:tcMar>
-              <w:top w:type="dxa" w:w="60"/>
-              <w:left w:type="dxa" w:w="100"/>
-              <w:bottom w:type="dxa" w:w="60"/>
-              <w:right w:type="dxa" w:w="100"/>
-            </w:tcMar>
-          </w:tcPr>
-          <w:p>
-            <w:r>
-              <w:rPr>
-                <w:b/>
-                <w:bCs/>
-                <w:i w:val="false"/>
-                <w:iCs w:val="false"/>
-                <w:sz w:val="19"/>
-                <w:szCs w:val="19"/>
-              </w:rPr>
               <w:t xml:space="preserve">Recontact (vérification)</w:t>
             </w:r>
           </w:p>
         </w:tc>
         <w:tc>
           <w:tcPr>
-            <w:tcW w:type="dxa" w:w="1276"/>
+            <w:tcW w:type="dxa" w:w="1376"/>
             <w:shd w:fill="E8EDF2" w:color="auto" w:val="clear"/>
             <w:tcMar>
               <w:top w:type="dxa" w:w="60"/>
@@ -651,7 +625,7 @@
         </w:trPr>
         <w:tc>
           <w:tcPr>
-            <w:tcW w:type="dxa" w:w="650"/>
+            <w:tcW w:type="dxa" w:w="800"/>
             <w:tcMar>
               <w:top w:type="dxa" w:w="60"/>
               <w:left w:type="dxa" w:w="100"/>
@@ -675,7 +649,7 @@
         </w:tc>
         <w:tc>
           <w:tcPr>
-            <w:tcW w:type="dxa" w:w="1000"/>
+            <w:tcW w:type="dxa" w:w="1200"/>
             <w:tcMar>
               <w:top w:type="dxa" w:w="60"/>
               <w:left w:type="dxa" w:w="100"/>
@@ -699,7 +673,7 @@
         </w:tc>
         <w:tc>
           <w:tcPr>
-            <w:tcW w:type="dxa" w:w="1150"/>
+            <w:tcW w:type="dxa" w:w="1350"/>
             <w:tcMar>
               <w:top w:type="dxa" w:w="60"/>
               <w:left w:type="dxa" w:w="100"/>
@@ -723,78 +697,6 @@
         </w:tc>
         <w:tc>
           <w:tcPr>
-            <w:tcW w:type="dxa" w:w="1050"/>
-            <w:tcMar>
-              <w:top w:type="dxa" w:w="60"/>
-              <w:left w:type="dxa" w:w="100"/>
-              <w:bottom w:type="dxa" w:w="60"/>
-              <w:right w:type="dxa" w:w="100"/>
-            </w:tcMar>
-          </w:tcPr>
-          <w:p>
-            <w:r>
-              <w:rPr>
-                <w:b w:val="false"/>
-                <w:bCs w:val="false"/>
-                <w:i w:val="false"/>
-                <w:iCs w:val="false"/>
-                <w:sz w:val="19"/>
-                <w:szCs w:val="19"/>
-              </w:rPr>
-              <w:t xml:space="preserve">oui</w:t>
-            </w:r>
-          </w:p>
-        </w:tc>
-        <w:tc>
-          <w:tcPr>
-            <w:tcW w:type="dxa" w:w="1150"/>
-            <w:tcMar>
-              <w:top w:type="dxa" w:w="60"/>
-              <w:left w:type="dxa" w:w="100"/>
-              <w:bottom w:type="dxa" w:w="60"/>
-              <w:right w:type="dxa" w:w="100"/>
-            </w:tcMar>
-          </w:tcPr>
-          <w:p>
-            <w:r>
-              <w:rPr>
-                <w:b w:val="false"/>
-                <w:bCs w:val="false"/>
-                <w:i w:val="false"/>
-                <w:iCs w:val="false"/>
-                <w:sz w:val="19"/>
-                <w:szCs w:val="19"/>
-              </w:rPr>
-              <w:t xml:space="preserve">oui</w:t>
-            </w:r>
-          </w:p>
-        </w:tc>
-        <w:tc>
-          <w:tcPr>
-            <w:tcW w:type="dxa" w:w="1500"/>
-            <w:tcMar>
-              <w:top w:type="dxa" w:w="60"/>
-              <w:left w:type="dxa" w:w="100"/>
-              <w:bottom w:type="dxa" w:w="60"/>
-              <w:right w:type="dxa" w:w="100"/>
-            </w:tcMar>
-          </w:tcPr>
-          <w:p>
-            <w:r>
-              <w:rPr>
-                <w:b w:val="false"/>
-                <w:bCs w:val="false"/>
-                <w:i w:val="false"/>
-                <w:iCs w:val="false"/>
-                <w:sz w:val="19"/>
-                <w:szCs w:val="19"/>
-              </w:rPr>
-              <w:t xml:space="preserve">oui</w:t>
-            </w:r>
-          </w:p>
-        </w:tc>
-        <w:tc>
-          <w:tcPr>
             <w:tcW w:type="dxa" w:w="1250"/>
             <w:tcMar>
               <w:top w:type="dxa" w:w="60"/>
@@ -819,7 +721,55 @@
         </w:tc>
         <w:tc>
           <w:tcPr>
-            <w:tcW w:type="dxa" w:w="1276"/>
+            <w:tcW w:type="dxa" w:w="1600"/>
+            <w:tcMar>
+              <w:top w:type="dxa" w:w="60"/>
+              <w:left w:type="dxa" w:w="100"/>
+              <w:bottom w:type="dxa" w:w="60"/>
+              <w:right w:type="dxa" w:w="100"/>
+            </w:tcMar>
+          </w:tcPr>
+          <w:p>
+            <w:r>
+              <w:rPr>
+                <w:b w:val="false"/>
+                <w:bCs w:val="false"/>
+                <w:i w:val="false"/>
+                <w:iCs w:val="false"/>
+                <w:sz w:val="19"/>
+                <w:szCs w:val="19"/>
+              </w:rPr>
+              <w:t xml:space="preserve">oui</w:t>
+            </w:r>
+          </w:p>
+        </w:tc>
+        <w:tc>
+          <w:tcPr>
+            <w:tcW w:type="dxa" w:w="1450"/>
+            <w:tcMar>
+              <w:top w:type="dxa" w:w="60"/>
+              <w:left w:type="dxa" w:w="100"/>
+              <w:bottom w:type="dxa" w:w="60"/>
+              <w:right w:type="dxa" w:w="100"/>
+            </w:tcMar>
+          </w:tcPr>
+          <w:p>
+            <w:r>
+              <w:rPr>
+                <w:b w:val="false"/>
+                <w:bCs w:val="false"/>
+                <w:i w:val="false"/>
+                <w:iCs w:val="false"/>
+                <w:sz w:val="19"/>
+                <w:szCs w:val="19"/>
+              </w:rPr>
+              <w:t xml:space="preserve">oui</w:t>
+            </w:r>
+          </w:p>
+        </w:tc>
+        <w:tc>
+          <w:tcPr>
+            <w:tcW w:type="dxa" w:w="1376"/>
             <w:tcMar>
               <w:top w:type="dxa" w:w="60"/>
               <w:left w:type="dxa" w:w="100"/>
@@ -848,7 +798,7 @@
         </w:trPr>
         <w:tc>
           <w:tcPr>
-            <w:tcW w:type="dxa" w:w="650"/>
+            <w:tcW w:type="dxa" w:w="800"/>
             <w:tcMar>
               <w:top w:type="dxa" w:w="60"/>
               <w:left w:type="dxa" w:w="100"/>
@@ -872,7 +822,7 @@
         </w:tc>
         <w:tc>
           <w:tcPr>
-            <w:tcW w:type="dxa" w:w="1000"/>
+            <w:tcW w:type="dxa" w:w="1200"/>
             <w:tcMar>
               <w:top w:type="dxa" w:w="60"/>
               <w:left w:type="dxa" w:w="100"/>
@@ -896,7 +846,7 @@
         </w:tc>
         <w:tc>
           <w:tcPr>
-            <w:tcW w:type="dxa" w:w="1150"/>
+            <w:tcW w:type="dxa" w:w="1350"/>
             <w:tcMar>
               <w:top w:type="dxa" w:w="60"/>
               <w:left w:type="dxa" w:w="100"/>
@@ -920,78 +870,6 @@
         </w:tc>
         <w:tc>
           <w:tcPr>
-            <w:tcW w:type="dxa" w:w="1050"/>
-            <w:tcMar>
-              <w:top w:type="dxa" w:w="60"/>
-              <w:left w:type="dxa" w:w="100"/>
-              <w:bottom w:type="dxa" w:w="60"/>
-              <w:right w:type="dxa" w:w="100"/>
-            </w:tcMar>
-          </w:tcPr>
-          <w:p>
-            <w:r>
-              <w:rPr>
-                <w:b w:val="false"/>
-                <w:bCs w:val="false"/>
-                <w:i w:val="false"/>
-                <w:iCs w:val="false"/>
-                <w:sz w:val="19"/>
-                <w:szCs w:val="19"/>
-              </w:rPr>
-              <w:t xml:space="preserve">oui</w:t>
-            </w:r>
-          </w:p>
-        </w:tc>
-        <w:tc>
-          <w:tcPr>
-            <w:tcW w:type="dxa" w:w="1150"/>
-            <w:tcMar>
-              <w:top w:type="dxa" w:w="60"/>
-              <w:left w:type="dxa" w:w="100"/>
-              <w:bottom w:type="dxa" w:w="60"/>
-              <w:right w:type="dxa" w:w="100"/>
-            </w:tcMar>
-          </w:tcPr>
-          <w:p>
-            <w:r>
-              <w:rPr>
-                <w:b w:val="false"/>
-                <w:bCs w:val="false"/>
-                <w:i w:val="false"/>
-                <w:iCs w:val="false"/>
-                <w:sz w:val="19"/>
-                <w:szCs w:val="19"/>
-              </w:rPr>
-              <w:t xml:space="preserve">oui</w:t>
-            </w:r>
-          </w:p>
-        </w:tc>
-        <w:tc>
-          <w:tcPr>
-            <w:tcW w:type="dxa" w:w="1500"/>
-            <w:tcMar>
-              <w:top w:type="dxa" w:w="60"/>
-              <w:left w:type="dxa" w:w="100"/>
-              <w:bottom w:type="dxa" w:w="60"/>
-              <w:right w:type="dxa" w:w="100"/>
-            </w:tcMar>
-          </w:tcPr>
-          <w:p>
-            <w:r>
-              <w:rPr>
-                <w:b w:val="false"/>
-                <w:bCs w:val="false"/>
-                <w:i w:val="false"/>
-                <w:iCs w:val="false"/>
-                <w:sz w:val="19"/>
-                <w:szCs w:val="19"/>
-              </w:rPr>
-              <w:t xml:space="preserve">oui</w:t>
-            </w:r>
-          </w:p>
-        </w:tc>
-        <w:tc>
-          <w:tcPr>
             <w:tcW w:type="dxa" w:w="1250"/>
             <w:tcMar>
               <w:top w:type="dxa" w:w="60"/>
@@ -1016,7 +894,55 @@
         </w:tc>
         <w:tc>
           <w:tcPr>
-            <w:tcW w:type="dxa" w:w="1276"/>
+            <w:tcW w:type="dxa" w:w="1600"/>
+            <w:tcMar>
+              <w:top w:type="dxa" w:w="60"/>
+              <w:left w:type="dxa" w:w="100"/>
+              <w:bottom w:type="dxa" w:w="60"/>
+              <w:right w:type="dxa" w:w="100"/>
+            </w:tcMar>
+          </w:tcPr>
+          <w:p>
+            <w:r>
+              <w:rPr>
+                <w:b w:val="false"/>
+                <w:bCs w:val="false"/>
+                <w:i w:val="false"/>
+                <w:iCs w:val="false"/>
+                <w:sz w:val="19"/>
+                <w:szCs w:val="19"/>
+              </w:rPr>
+              <w:t xml:space="preserve">oui</w:t>
+            </w:r>
+          </w:p>
+        </w:tc>
+        <w:tc>
+          <w:tcPr>
+            <w:tcW w:type="dxa" w:w="1450"/>
+            <w:tcMar>
+              <w:top w:type="dxa" w:w="60"/>
+              <w:left w:type="dxa" w:w="100"/>
+              <w:bottom w:type="dxa" w:w="60"/>
+              <w:right w:type="dxa" w:w="100"/>
+            </w:tcMar>
+          </w:tcPr>
+          <w:p>
+            <w:r>
+              <w:rPr>
+                <w:b w:val="false"/>
+                <w:bCs w:val="false"/>
+                <w:i w:val="false"/>
+                <w:iCs w:val="false"/>
+                <w:sz w:val="19"/>
+                <w:szCs w:val="19"/>
+              </w:rPr>
+              <w:t xml:space="preserve">oui</w:t>
+            </w:r>
+          </w:p>
+        </w:tc>
+        <w:tc>
+          <w:tcPr>
+            <w:tcW w:type="dxa" w:w="1376"/>
             <w:tcMar>
               <w:top w:type="dxa" w:w="60"/>
               <w:left w:type="dxa" w:w="100"/>
@@ -1045,7 +971,7 @@
         </w:trPr>
         <w:tc>
           <w:tcPr>
-            <w:tcW w:type="dxa" w:w="650"/>
+            <w:tcW w:type="dxa" w:w="800"/>
             <w:tcMar>
               <w:top w:type="dxa" w:w="60"/>
               <w:left w:type="dxa" w:w="100"/>
@@ -1069,7 +995,7 @@
         </w:tc>
         <w:tc>
           <w:tcPr>
-            <w:tcW w:type="dxa" w:w="1000"/>
+            <w:tcW w:type="dxa" w:w="1200"/>
             <w:tcMar>
               <w:top w:type="dxa" w:w="60"/>
               <w:left w:type="dxa" w:w="100"/>
@@ -1093,7 +1019,7 @@
         </w:tc>
         <w:tc>
           <w:tcPr>
-            <w:tcW w:type="dxa" w:w="1150"/>
+            <w:tcW w:type="dxa" w:w="1350"/>
             <w:tcMar>
               <w:top w:type="dxa" w:w="60"/>
               <w:left w:type="dxa" w:w="100"/>
@@ -1117,78 +1043,6 @@
         </w:tc>
         <w:tc>
           <w:tcPr>
-            <w:tcW w:type="dxa" w:w="1050"/>
-            <w:tcMar>
-              <w:top w:type="dxa" w:w="60"/>
-              <w:left w:type="dxa" w:w="100"/>
-              <w:bottom w:type="dxa" w:w="60"/>
-              <w:right w:type="dxa" w:w="100"/>
-            </w:tcMar>
-          </w:tcPr>
-          <w:p>
-            <w:r>
-              <w:rPr>
-                <w:b w:val="false"/>
-                <w:bCs w:val="false"/>
-                <w:i w:val="false"/>
-                <w:iCs w:val="false"/>
-                <w:sz w:val="19"/>
-                <w:szCs w:val="19"/>
-              </w:rPr>
-              <w:t xml:space="preserve">oui</w:t>
-            </w:r>
-          </w:p>
-        </w:tc>
-        <w:tc>
-          <w:tcPr>
-            <w:tcW w:type="dxa" w:w="1150"/>
-            <w:tcMar>
-              <w:top w:type="dxa" w:w="60"/>
-              <w:left w:type="dxa" w:w="100"/>
-              <w:bottom w:type="dxa" w:w="60"/>
-              <w:right w:type="dxa" w:w="100"/>
-            </w:tcMar>
-          </w:tcPr>
-          <w:p>
-            <w:r>
-              <w:rPr>
-                <w:b w:val="false"/>
-                <w:bCs w:val="false"/>
-                <w:i w:val="false"/>
-                <w:iCs w:val="false"/>
-                <w:sz w:val="19"/>
-                <w:szCs w:val="19"/>
-              </w:rPr>
-              <w:t xml:space="preserve">oui</w:t>
-            </w:r>
-          </w:p>
-        </w:tc>
-        <w:tc>
-          <w:tcPr>
-            <w:tcW w:type="dxa" w:w="1500"/>
-            <w:tcMar>
-              <w:top w:type="dxa" w:w="60"/>
-              <w:left w:type="dxa" w:w="100"/>
-              <w:bottom w:type="dxa" w:w="60"/>
-              <w:right w:type="dxa" w:w="100"/>
-            </w:tcMar>
-          </w:tcPr>
-          <w:p>
-            <w:r>
-              <w:rPr>
-                <w:b w:val="false"/>
-                <w:bCs w:val="false"/>
-                <w:i w:val="false"/>
-                <w:iCs w:val="false"/>
-                <w:sz w:val="19"/>
-                <w:szCs w:val="19"/>
-              </w:rPr>
-              <w:t xml:space="preserve">oui</w:t>
-            </w:r>
-          </w:p>
-        </w:tc>
-        <w:tc>
-          <w:tcPr>
             <w:tcW w:type="dxa" w:w="1250"/>
             <w:tcMar>
               <w:top w:type="dxa" w:w="60"/>
@@ -1213,7 +1067,55 @@
         </w:tc>
         <w:tc>
           <w:tcPr>
-            <w:tcW w:type="dxa" w:w="1276"/>
+            <w:tcW w:type="dxa" w:w="1600"/>
+            <w:tcMar>
+              <w:top w:type="dxa" w:w="60"/>
+              <w:left w:type="dxa" w:w="100"/>
+              <w:bottom w:type="dxa" w:w="60"/>
+              <w:right w:type="dxa" w:w="100"/>
+            </w:tcMar>
+          </w:tcPr>
+          <w:p>
+            <w:r>
+              <w:rPr>
+                <w:b w:val="false"/>
+                <w:bCs w:val="false"/>
+                <w:i w:val="false"/>
+                <w:iCs w:val="false"/>
+                <w:sz w:val="19"/>
+                <w:szCs w:val="19"/>
+              </w:rPr>
+              <w:t xml:space="preserve">oui</w:t>
+            </w:r>
+          </w:p>
+        </w:tc>
+        <w:tc>
+          <w:tcPr>
+            <w:tcW w:type="dxa" w:w="1450"/>
+            <w:tcMar>
+              <w:top w:type="dxa" w:w="60"/>
+              <w:left w:type="dxa" w:w="100"/>
+              <w:bottom w:type="dxa" w:w="60"/>
+              <w:right w:type="dxa" w:w="100"/>
+            </w:tcMar>
+          </w:tcPr>
+          <w:p>
+            <w:r>
+              <w:rPr>
+                <w:b w:val="false"/>
+                <w:bCs w:val="false"/>
+                <w:i w:val="false"/>
+                <w:iCs w:val="false"/>
+                <w:sz w:val="19"/>
+                <w:szCs w:val="19"/>
+              </w:rPr>
+              <w:t xml:space="preserve">oui</w:t>
+            </w:r>
+          </w:p>
+        </w:tc>
+        <w:tc>
+          <w:tcPr>
+            <w:tcW w:type="dxa" w:w="1376"/>
             <w:tcMar>
               <w:top w:type="dxa" w:w="60"/>
               <w:left w:type="dxa" w:w="100"/>
@@ -1242,7 +1144,7 @@
         </w:trPr>
         <w:tc>
           <w:tcPr>
-            <w:tcW w:type="dxa" w:w="650"/>
+            <w:tcW w:type="dxa" w:w="800"/>
             <w:tcMar>
               <w:top w:type="dxa" w:w="60"/>
               <w:left w:type="dxa" w:w="100"/>
@@ -1266,7 +1168,7 @@
         </w:tc>
         <w:tc>
           <w:tcPr>
-            <w:tcW w:type="dxa" w:w="1000"/>
+            <w:tcW w:type="dxa" w:w="1200"/>
             <w:tcMar>
               <w:top w:type="dxa" w:w="60"/>
               <w:left w:type="dxa" w:w="100"/>
@@ -1290,7 +1192,7 @@
         </w:tc>
         <w:tc>
           <w:tcPr>
-            <w:tcW w:type="dxa" w:w="1150"/>
+            <w:tcW w:type="dxa" w:w="1350"/>
             <w:tcMar>
               <w:top w:type="dxa" w:w="60"/>
               <w:left w:type="dxa" w:w="100"/>
@@ -1314,78 +1216,6 @@
         </w:tc>
         <w:tc>
           <w:tcPr>
-            <w:tcW w:type="dxa" w:w="1050"/>
-            <w:tcMar>
-              <w:top w:type="dxa" w:w="60"/>
-              <w:left w:type="dxa" w:w="100"/>
-              <w:bottom w:type="dxa" w:w="60"/>
-              <w:right w:type="dxa" w:w="100"/>
-            </w:tcMar>
-          </w:tcPr>
-          <w:p>
-            <w:r>
-              <w:rPr>
-                <w:b w:val="false"/>
-                <w:bCs w:val="false"/>
-                <w:i w:val="false"/>
-                <w:iCs w:val="false"/>
-                <w:sz w:val="19"/>
-                <w:szCs w:val="19"/>
-              </w:rPr>
-              <w:t xml:space="preserve">oui</w:t>
-            </w:r>
-          </w:p>
-        </w:tc>
-        <w:tc>
-          <w:tcPr>
-            <w:tcW w:type="dxa" w:w="1150"/>
-            <w:tcMar>
-              <w:top w:type="dxa" w:w="60"/>
-              <w:left w:type="dxa" w:w="100"/>
-              <w:bottom w:type="dxa" w:w="60"/>
-              <w:right w:type="dxa" w:w="100"/>
-            </w:tcMar>
-          </w:tcPr>
-          <w:p>
-            <w:r>
-              <w:rPr>
-                <w:b w:val="false"/>
-                <w:bCs w:val="false"/>
-                <w:i w:val="false"/>
-                <w:iCs w:val="false"/>
-                <w:sz w:val="19"/>
-                <w:szCs w:val="19"/>
-              </w:rPr>
-              <w:t xml:space="preserve">oui</w:t>
-            </w:r>
-          </w:p>
-        </w:tc>
-        <w:tc>
-          <w:tcPr>
-            <w:tcW w:type="dxa" w:w="1500"/>
-            <w:tcMar>
-              <w:top w:type="dxa" w:w="60"/>
-              <w:left w:type="dxa" w:w="100"/>
-              <w:bottom w:type="dxa" w:w="60"/>
-              <w:right w:type="dxa" w:w="100"/>
-            </w:tcMar>
-          </w:tcPr>
-          <w:p>
-            <w:r>
-              <w:rPr>
-                <w:b w:val="false"/>
-                <w:bCs w:val="false"/>
-                <w:i w:val="false"/>
-                <w:iCs w:val="false"/>
-                <w:sz w:val="19"/>
-                <w:szCs w:val="19"/>
-              </w:rPr>
-              <w:t xml:space="preserve">oui</w:t>
-            </w:r>
-          </w:p>
-        </w:tc>
-        <w:tc>
-          <w:tcPr>
             <w:tcW w:type="dxa" w:w="1250"/>
             <w:tcMar>
               <w:top w:type="dxa" w:w="60"/>
@@ -1410,7 +1240,55 @@
         </w:tc>
         <w:tc>
           <w:tcPr>
-            <w:tcW w:type="dxa" w:w="1276"/>
+            <w:tcW w:type="dxa" w:w="1600"/>
+            <w:tcMar>
+              <w:top w:type="dxa" w:w="60"/>
+              <w:left w:type="dxa" w:w="100"/>
+              <w:bottom w:type="dxa" w:w="60"/>
+              <w:right w:type="dxa" w:w="100"/>
+            </w:tcMar>
+          </w:tcPr>
+          <w:p>
+            <w:r>
+              <w:rPr>
+                <w:b w:val="false"/>
+                <w:bCs w:val="false"/>
+                <w:i w:val="false"/>
+                <w:iCs w:val="false"/>
+                <w:sz w:val="19"/>
+                <w:szCs w:val="19"/>
+              </w:rPr>
+              <w:t xml:space="preserve">oui</w:t>
+            </w:r>
+          </w:p>
+        </w:tc>
+        <w:tc>
+          <w:tcPr>
+            <w:tcW w:type="dxa" w:w="1450"/>
+            <w:tcMar>
+              <w:top w:type="dxa" w:w="60"/>
+              <w:left w:type="dxa" w:w="100"/>
+              <w:bottom w:type="dxa" w:w="60"/>
+              <w:right w:type="dxa" w:w="100"/>
+            </w:tcMar>
+          </w:tcPr>
+          <w:p>
+            <w:r>
+              <w:rPr>
+                <w:b w:val="false"/>
+                <w:bCs w:val="false"/>
+                <w:i w:val="false"/>
+                <w:iCs w:val="false"/>
+                <w:sz w:val="19"/>
+                <w:szCs w:val="19"/>
+              </w:rPr>
+              <w:t xml:space="preserve">oui</w:t>
+            </w:r>
+          </w:p>
+        </w:tc>
+        <w:tc>
+          <w:tcPr>
+            <w:tcW w:type="dxa" w:w="1376"/>
             <w:tcMar>
               <w:top w:type="dxa" w:w="60"/>
               <w:left w:type="dxa" w:w="100"/>
@@ -1439,7 +1317,7 @@
         </w:trPr>
         <w:tc>
           <w:tcPr>
-            <w:tcW w:type="dxa" w:w="650"/>
+            <w:tcW w:type="dxa" w:w="800"/>
             <w:tcMar>
               <w:top w:type="dxa" w:w="60"/>
               <w:left w:type="dxa" w:w="100"/>
@@ -1463,7 +1341,7 @@
         </w:tc>
         <w:tc>
           <w:tcPr>
-            <w:tcW w:type="dxa" w:w="1000"/>
+            <w:tcW w:type="dxa" w:w="1200"/>
             <w:tcMar>
               <w:top w:type="dxa" w:w="60"/>
               <w:left w:type="dxa" w:w="100"/>
@@ -1487,7 +1365,7 @@
         </w:tc>
         <w:tc>
           <w:tcPr>
-            <w:tcW w:type="dxa" w:w="1150"/>
+            <w:tcW w:type="dxa" w:w="1350"/>
             <w:tcMar>
               <w:top w:type="dxa" w:w="60"/>
               <w:left w:type="dxa" w:w="100"/>
@@ -1511,55 +1389,31 @@
         </w:tc>
         <w:tc>
           <w:tcPr>
-            <w:tcW w:type="dxa" w:w="1050"/>
-            <w:tcMar>
-              <w:top w:type="dxa" w:w="60"/>
-              <w:left w:type="dxa" w:w="100"/>
-              <w:bottom w:type="dxa" w:w="60"/>
-              <w:right w:type="dxa" w:w="100"/>
-            </w:tcMar>
-          </w:tcPr>
-          <w:p>
-            <w:r>
-              <w:rPr>
-                <w:b w:val="false"/>
-                <w:bCs w:val="false"/>
-                <w:i w:val="false"/>
-                <w:iCs w:val="false"/>
-                <w:sz w:val="19"/>
-                <w:szCs w:val="19"/>
-              </w:rPr>
-              <w:t xml:space="preserve">oui</w:t>
-            </w:r>
-          </w:p>
-        </w:tc>
-        <w:tc>
-          <w:tcPr>
-            <w:tcW w:type="dxa" w:w="1150"/>
-            <w:tcMar>
-              <w:top w:type="dxa" w:w="60"/>
-              <w:left w:type="dxa" w:w="100"/>
-              <w:bottom w:type="dxa" w:w="60"/>
-              <w:right w:type="dxa" w:w="100"/>
-            </w:tcMar>
-          </w:tcPr>
-          <w:p>
-            <w:r>
-              <w:rPr>
-                <w:b w:val="false"/>
-                <w:bCs w:val="false"/>
-                <w:i w:val="false"/>
-                <w:iCs w:val="false"/>
-                <w:sz w:val="19"/>
-                <w:szCs w:val="19"/>
-              </w:rPr>
-              <w:t xml:space="preserve">oui</w:t>
-            </w:r>
-          </w:p>
-        </w:tc>
-        <w:tc>
-          <w:tcPr>
-            <w:tcW w:type="dxa" w:w="1500"/>
+            <w:tcW w:type="dxa" w:w="1250"/>
+            <w:tcMar>
+              <w:top w:type="dxa" w:w="60"/>
+              <w:left w:type="dxa" w:w="100"/>
+              <w:bottom w:type="dxa" w:w="60"/>
+              <w:right w:type="dxa" w:w="100"/>
+            </w:tcMar>
+          </w:tcPr>
+          <w:p>
+            <w:r>
+              <w:rPr>
+                <w:b w:val="false"/>
+                <w:bCs w:val="false"/>
+                <w:i w:val="false"/>
+                <w:iCs w:val="false"/>
+                <w:sz w:val="19"/>
+                <w:szCs w:val="19"/>
+              </w:rPr>
+              <w:t xml:space="preserve">oui</w:t>
+            </w:r>
+          </w:p>
+        </w:tc>
+        <w:tc>
+          <w:tcPr>
+            <w:tcW w:type="dxa" w:w="1600"/>
             <w:tcMar>
               <w:top w:type="dxa" w:w="60"/>
               <w:left w:type="dxa" w:w="100"/>
@@ -1583,31 +1437,31 @@
         </w:tc>
         <w:tc>
           <w:tcPr>
-            <w:tcW w:type="dxa" w:w="1250"/>
-            <w:tcMar>
-              <w:top w:type="dxa" w:w="60"/>
-              <w:left w:type="dxa" w:w="100"/>
-              <w:bottom w:type="dxa" w:w="60"/>
-              <w:right w:type="dxa" w:w="100"/>
-            </w:tcMar>
-          </w:tcPr>
-          <w:p>
-            <w:r>
-              <w:rPr>
-                <w:b w:val="false"/>
-                <w:bCs w:val="false"/>
-                <w:i w:val="false"/>
-                <w:iCs w:val="false"/>
-                <w:sz w:val="19"/>
-                <w:szCs w:val="19"/>
-              </w:rPr>
-              <w:t xml:space="preserve">oui</w:t>
-            </w:r>
-          </w:p>
-        </w:tc>
-        <w:tc>
-          <w:tcPr>
-            <w:tcW w:type="dxa" w:w="1276"/>
+            <w:tcW w:type="dxa" w:w="1450"/>
+            <w:tcMar>
+              <w:top w:type="dxa" w:w="60"/>
+              <w:left w:type="dxa" w:w="100"/>
+              <w:bottom w:type="dxa" w:w="60"/>
+              <w:right w:type="dxa" w:w="100"/>
+            </w:tcMar>
+          </w:tcPr>
+          <w:p>
+            <w:r>
+              <w:rPr>
+                <w:b w:val="false"/>
+                <w:bCs w:val="false"/>
+                <w:i w:val="false"/>
+                <w:iCs w:val="false"/>
+                <w:sz w:val="19"/>
+                <w:szCs w:val="19"/>
+              </w:rPr>
+              <w:t xml:space="preserve">oui</w:t>
+            </w:r>
+          </w:p>
+        </w:tc>
+        <w:tc>
+          <w:tcPr>
+            <w:tcW w:type="dxa" w:w="1376"/>
             <w:tcMar>
               <w:top w:type="dxa" w:w="60"/>
               <w:left w:type="dxa" w:w="100"/>
@@ -1636,7 +1490,7 @@
         </w:trPr>
         <w:tc>
           <w:tcPr>
-            <w:tcW w:type="dxa" w:w="650"/>
+            <w:tcW w:type="dxa" w:w="800"/>
             <w:tcMar>
               <w:top w:type="dxa" w:w="60"/>
               <w:left w:type="dxa" w:w="100"/>
@@ -1660,7 +1514,7 @@
         </w:tc>
         <w:tc>
           <w:tcPr>
-            <w:tcW w:type="dxa" w:w="1000"/>
+            <w:tcW w:type="dxa" w:w="1200"/>
             <w:tcMar>
               <w:top w:type="dxa" w:w="60"/>
               <w:left w:type="dxa" w:w="100"/>
@@ -1684,7 +1538,7 @@
         </w:tc>
         <w:tc>
           <w:tcPr>
-            <w:tcW w:type="dxa" w:w="1150"/>
+            <w:tcW w:type="dxa" w:w="1350"/>
             <w:tcMar>
               <w:top w:type="dxa" w:w="60"/>
               <w:left w:type="dxa" w:w="100"/>
@@ -1708,78 +1562,6 @@
         </w:tc>
         <w:tc>
           <w:tcPr>
-            <w:tcW w:type="dxa" w:w="1050"/>
-            <w:tcMar>
-              <w:top w:type="dxa" w:w="60"/>
-              <w:left w:type="dxa" w:w="100"/>
-              <w:bottom w:type="dxa" w:w="60"/>
-              <w:right w:type="dxa" w:w="100"/>
-            </w:tcMar>
-          </w:tcPr>
-          <w:p>
-            <w:r>
-              <w:rPr>
-                <w:b w:val="false"/>
-                <w:bCs w:val="false"/>
-                <w:i w:val="false"/>
-                <w:iCs w:val="false"/>
-                <w:sz w:val="19"/>
-                <w:szCs w:val="19"/>
-              </w:rPr>
-              <w:t xml:space="preserve">oui</w:t>
-            </w:r>
-          </w:p>
-        </w:tc>
-        <w:tc>
-          <w:tcPr>
-            <w:tcW w:type="dxa" w:w="1150"/>
-            <w:tcMar>
-              <w:top w:type="dxa" w:w="60"/>
-              <w:left w:type="dxa" w:w="100"/>
-              <w:bottom w:type="dxa" w:w="60"/>
-              <w:right w:type="dxa" w:w="100"/>
-            </w:tcMar>
-          </w:tcPr>
-          <w:p>
-            <w:r>
-              <w:rPr>
-                <w:b w:val="false"/>
-                <w:bCs w:val="false"/>
-                <w:i w:val="false"/>
-                <w:iCs w:val="false"/>
-                <w:sz w:val="19"/>
-                <w:szCs w:val="19"/>
-              </w:rPr>
-              <w:t xml:space="preserve">oui</w:t>
-            </w:r>
-          </w:p>
-        </w:tc>
-        <w:tc>
-          <w:tcPr>
-            <w:tcW w:type="dxa" w:w="1500"/>
-            <w:tcMar>
-              <w:top w:type="dxa" w:w="60"/>
-              <w:left w:type="dxa" w:w="100"/>
-              <w:bottom w:type="dxa" w:w="60"/>
-              <w:right w:type="dxa" w:w="100"/>
-            </w:tcMar>
-          </w:tcPr>
-          <w:p>
-            <w:r>
-              <w:rPr>
-                <w:b w:val="false"/>
-                <w:bCs w:val="false"/>
-                <w:i w:val="false"/>
-                <w:iCs w:val="false"/>
-                <w:sz w:val="19"/>
-                <w:szCs w:val="19"/>
-              </w:rPr>
-              <w:t xml:space="preserve">oui</w:t>
-            </w:r>
-          </w:p>
-        </w:tc>
-        <w:tc>
-          <w:tcPr>
             <w:tcW w:type="dxa" w:w="1250"/>
             <w:tcMar>
               <w:top w:type="dxa" w:w="60"/>
@@ -1804,7 +1586,55 @@
         </w:tc>
         <w:tc>
           <w:tcPr>
-            <w:tcW w:type="dxa" w:w="1276"/>
+            <w:tcW w:type="dxa" w:w="1600"/>
+            <w:tcMar>
+              <w:top w:type="dxa" w:w="60"/>
+              <w:left w:type="dxa" w:w="100"/>
+              <w:bottom w:type="dxa" w:w="60"/>
+              <w:right w:type="dxa" w:w="100"/>
+            </w:tcMar>
+          </w:tcPr>
+          <w:p>
+            <w:r>
+              <w:rPr>
+                <w:b w:val="false"/>
+                <w:bCs w:val="false"/>
+                <w:i w:val="false"/>
+                <w:iCs w:val="false"/>
+                <w:sz w:val="19"/>
+                <w:szCs w:val="19"/>
+              </w:rPr>
+              <w:t xml:space="preserve">oui</w:t>
+            </w:r>
+          </w:p>
+        </w:tc>
+        <w:tc>
+          <w:tcPr>
+            <w:tcW w:type="dxa" w:w="1450"/>
+            <w:tcMar>
+              <w:top w:type="dxa" w:w="60"/>
+              <w:left w:type="dxa" w:w="100"/>
+              <w:bottom w:type="dxa" w:w="60"/>
+              <w:right w:type="dxa" w:w="100"/>
+            </w:tcMar>
+          </w:tcPr>
+          <w:p>
+            <w:r>
+              <w:rPr>
+                <w:b w:val="false"/>
+                <w:bCs w:val="false"/>
+                <w:i w:val="false"/>
+                <w:iCs w:val="false"/>
+                <w:sz w:val="19"/>
+                <w:szCs w:val="19"/>
+              </w:rPr>
+              <w:t xml:space="preserve">oui</w:t>
+            </w:r>
+          </w:p>
+        </w:tc>
+        <w:tc>
+          <w:tcPr>
+            <w:tcW w:type="dxa" w:w="1376"/>
             <w:tcMar>
               <w:top w:type="dxa" w:w="60"/>
               <w:left w:type="dxa" w:w="100"/>
@@ -1833,7 +1663,7 @@
         </w:trPr>
         <w:tc>
           <w:tcPr>
-            <w:tcW w:type="dxa" w:w="650"/>
+            <w:tcW w:type="dxa" w:w="800"/>
             <w:tcMar>
               <w:top w:type="dxa" w:w="60"/>
               <w:left w:type="dxa" w:w="100"/>
@@ -1857,7 +1687,7 @@
         </w:tc>
         <w:tc>
           <w:tcPr>
-            <w:tcW w:type="dxa" w:w="1000"/>
+            <w:tcW w:type="dxa" w:w="1200"/>
             <w:tcMar>
               <w:top w:type="dxa" w:w="60"/>
               <w:left w:type="dxa" w:w="100"/>
@@ -1881,7 +1711,7 @@
         </w:tc>
         <w:tc>
           <w:tcPr>
-            <w:tcW w:type="dxa" w:w="1150"/>
+            <w:tcW w:type="dxa" w:w="1350"/>
             <w:tcMar>
               <w:top w:type="dxa" w:w="60"/>
               <w:left w:type="dxa" w:w="100"/>
@@ -1905,78 +1735,6 @@
         </w:tc>
         <w:tc>
           <w:tcPr>
-            <w:tcW w:type="dxa" w:w="1050"/>
-            <w:tcMar>
-              <w:top w:type="dxa" w:w="60"/>
-              <w:left w:type="dxa" w:w="100"/>
-              <w:bottom w:type="dxa" w:w="60"/>
-              <w:right w:type="dxa" w:w="100"/>
-            </w:tcMar>
-          </w:tcPr>
-          <w:p>
-            <w:r>
-              <w:rPr>
-                <w:b w:val="false"/>
-                <w:bCs w:val="false"/>
-                <w:i w:val="false"/>
-                <w:iCs w:val="false"/>
-                <w:sz w:val="19"/>
-                <w:szCs w:val="19"/>
-              </w:rPr>
-              <w:t xml:space="preserve">oui</w:t>
-            </w:r>
-          </w:p>
-        </w:tc>
-        <w:tc>
-          <w:tcPr>
-            <w:tcW w:type="dxa" w:w="1150"/>
-            <w:tcMar>
-              <w:top w:type="dxa" w:w="60"/>
-              <w:left w:type="dxa" w:w="100"/>
-              <w:bottom w:type="dxa" w:w="60"/>
-              <w:right w:type="dxa" w:w="100"/>
-            </w:tcMar>
-          </w:tcPr>
-          <w:p>
-            <w:r>
-              <w:rPr>
-                <w:b w:val="false"/>
-                <w:bCs w:val="false"/>
-                <w:i w:val="false"/>
-                <w:iCs w:val="false"/>
-                <w:sz w:val="19"/>
-                <w:szCs w:val="19"/>
-              </w:rPr>
-              <w:t xml:space="preserve">oui</w:t>
-            </w:r>
-          </w:p>
-        </w:tc>
-        <w:tc>
-          <w:tcPr>
-            <w:tcW w:type="dxa" w:w="1500"/>
-            <w:tcMar>
-              <w:top w:type="dxa" w:w="60"/>
-              <w:left w:type="dxa" w:w="100"/>
-              <w:bottom w:type="dxa" w:w="60"/>
-              <w:right w:type="dxa" w:w="100"/>
-            </w:tcMar>
-          </w:tcPr>
-          <w:p>
-            <w:r>
-              <w:rPr>
-                <w:b w:val="false"/>
-                <w:bCs w:val="false"/>
-                <w:i w:val="false"/>
-                <w:iCs w:val="false"/>
-                <w:sz w:val="19"/>
-                <w:szCs w:val="19"/>
-              </w:rPr>
-              <w:t xml:space="preserve">oui</w:t>
-            </w:r>
-          </w:p>
-        </w:tc>
-        <w:tc>
-          <w:tcPr>
             <w:tcW w:type="dxa" w:w="1250"/>
             <w:tcMar>
               <w:top w:type="dxa" w:w="60"/>
@@ -2001,7 +1759,55 @@
         </w:tc>
         <w:tc>
           <w:tcPr>
-            <w:tcW w:type="dxa" w:w="1276"/>
+            <w:tcW w:type="dxa" w:w="1600"/>
+            <w:tcMar>
+              <w:top w:type="dxa" w:w="60"/>
+              <w:left w:type="dxa" w:w="100"/>
+              <w:bottom w:type="dxa" w:w="60"/>
+              <w:right w:type="dxa" w:w="100"/>
+            </w:tcMar>
+          </w:tcPr>
+          <w:p>
+            <w:r>
+              <w:rPr>
+                <w:b w:val="false"/>
+                <w:bCs w:val="false"/>
+                <w:i w:val="false"/>
+                <w:iCs w:val="false"/>
+                <w:sz w:val="19"/>
+                <w:szCs w:val="19"/>
+              </w:rPr>
+              <w:t xml:space="preserve">oui</w:t>
+            </w:r>
+          </w:p>
+        </w:tc>
+        <w:tc>
+          <w:tcPr>
+            <w:tcW w:type="dxa" w:w="1450"/>
+            <w:tcMar>
+              <w:top w:type="dxa" w:w="60"/>
+              <w:left w:type="dxa" w:w="100"/>
+              <w:bottom w:type="dxa" w:w="60"/>
+              <w:right w:type="dxa" w:w="100"/>
+            </w:tcMar>
+          </w:tcPr>
+          <w:p>
+            <w:r>
+              <w:rPr>
+                <w:b w:val="false"/>
+                <w:bCs w:val="false"/>
+                <w:i w:val="false"/>
+                <w:iCs w:val="false"/>
+                <w:sz w:val="19"/>
+                <w:szCs w:val="19"/>
+              </w:rPr>
+              <w:t xml:space="preserve">oui</w:t>
+            </w:r>
+          </w:p>
+        </w:tc>
+        <w:tc>
+          <w:tcPr>
+            <w:tcW w:type="dxa" w:w="1376"/>
             <w:tcMar>
               <w:top w:type="dxa" w:w="60"/>
               <w:left w:type="dxa" w:w="100"/>
@@ -2030,7 +1836,7 @@
         </w:trPr>
         <w:tc>
           <w:tcPr>
-            <w:tcW w:type="dxa" w:w="650"/>
+            <w:tcW w:type="dxa" w:w="800"/>
             <w:tcMar>
               <w:top w:type="dxa" w:w="60"/>
               <w:left w:type="dxa" w:w="100"/>
@@ -2054,7 +1860,7 @@
         </w:tc>
         <w:tc>
           <w:tcPr>
-            <w:tcW w:type="dxa" w:w="1000"/>
+            <w:tcW w:type="dxa" w:w="1200"/>
             <w:tcMar>
               <w:top w:type="dxa" w:w="60"/>
               <w:left w:type="dxa" w:w="100"/>
@@ -2078,7 +1884,7 @@
         </w:tc>
         <w:tc>
           <w:tcPr>
-            <w:tcW w:type="dxa" w:w="1150"/>
+            <w:tcW w:type="dxa" w:w="1350"/>
             <w:tcMar>
               <w:top w:type="dxa" w:w="60"/>
               <w:left w:type="dxa" w:w="100"/>
@@ -2102,78 +1908,6 @@
         </w:tc>
         <w:tc>
           <w:tcPr>
-            <w:tcW w:type="dxa" w:w="1050"/>
-            <w:tcMar>
-              <w:top w:type="dxa" w:w="60"/>
-              <w:left w:type="dxa" w:w="100"/>
-              <w:bottom w:type="dxa" w:w="60"/>
-              <w:right w:type="dxa" w:w="100"/>
-            </w:tcMar>
-          </w:tcPr>
-          <w:p>
-            <w:r>
-              <w:rPr>
-                <w:b w:val="false"/>
-                <w:bCs w:val="false"/>
-                <w:i w:val="false"/>
-                <w:iCs w:val="false"/>
-                <w:sz w:val="19"/>
-                <w:szCs w:val="19"/>
-              </w:rPr>
-              <w:t xml:space="preserve">oui</w:t>
-            </w:r>
-          </w:p>
-        </w:tc>
-        <w:tc>
-          <w:tcPr>
-            <w:tcW w:type="dxa" w:w="1150"/>
-            <w:tcMar>
-              <w:top w:type="dxa" w:w="60"/>
-              <w:left w:type="dxa" w:w="100"/>
-              <w:bottom w:type="dxa" w:w="60"/>
-              <w:right w:type="dxa" w:w="100"/>
-            </w:tcMar>
-          </w:tcPr>
-          <w:p>
-            <w:r>
-              <w:rPr>
-                <w:b w:val="false"/>
-                <w:bCs w:val="false"/>
-                <w:i w:val="false"/>
-                <w:iCs w:val="false"/>
-                <w:sz w:val="19"/>
-                <w:szCs w:val="19"/>
-              </w:rPr>
-              <w:t xml:space="preserve">oui</w:t>
-            </w:r>
-          </w:p>
-        </w:tc>
-        <w:tc>
-          <w:tcPr>
-            <w:tcW w:type="dxa" w:w="1500"/>
-            <w:tcMar>
-              <w:top w:type="dxa" w:w="60"/>
-              <w:left w:type="dxa" w:w="100"/>
-              <w:bottom w:type="dxa" w:w="60"/>
-              <w:right w:type="dxa" w:w="100"/>
-            </w:tcMar>
-          </w:tcPr>
-          <w:p>
-            <w:r>
-              <w:rPr>
-                <w:b w:val="false"/>
-                <w:bCs w:val="false"/>
-                <w:i w:val="false"/>
-                <w:iCs w:val="false"/>
-                <w:sz w:val="19"/>
-                <w:szCs w:val="19"/>
-              </w:rPr>
-              <w:t xml:space="preserve">oui</w:t>
-            </w:r>
-          </w:p>
-        </w:tc>
-        <w:tc>
-          <w:tcPr>
             <w:tcW w:type="dxa" w:w="1250"/>
             <w:tcMar>
               <w:top w:type="dxa" w:w="60"/>
@@ -2192,13 +1926,61 @@
                 <w:sz w:val="19"/>
                 <w:szCs w:val="19"/>
               </w:rPr>
+              <w:t xml:space="preserve">oui</w:t>
+            </w:r>
+          </w:p>
+        </w:tc>
+        <w:tc>
+          <w:tcPr>
+            <w:tcW w:type="dxa" w:w="1600"/>
+            <w:tcMar>
+              <w:top w:type="dxa" w:w="60"/>
+              <w:left w:type="dxa" w:w="100"/>
+              <w:bottom w:type="dxa" w:w="60"/>
+              <w:right w:type="dxa" w:w="100"/>
+            </w:tcMar>
+          </w:tcPr>
+          <w:p>
+            <w:r>
+              <w:rPr>
+                <w:b w:val="false"/>
+                <w:bCs w:val="false"/>
+                <w:i w:val="false"/>
+                <w:iCs w:val="false"/>
+                <w:sz w:val="19"/>
+                <w:szCs w:val="19"/>
+              </w:rPr>
+              <w:t xml:space="preserve">oui</w:t>
+            </w:r>
+          </w:p>
+        </w:tc>
+        <w:tc>
+          <w:tcPr>
+            <w:tcW w:type="dxa" w:w="1450"/>
+            <w:tcMar>
+              <w:top w:type="dxa" w:w="60"/>
+              <w:left w:type="dxa" w:w="100"/>
+              <w:bottom w:type="dxa" w:w="60"/>
+              <w:right w:type="dxa" w:w="100"/>
+            </w:tcMar>
+          </w:tcPr>
+          <w:p>
+            <w:r>
+              <w:rPr>
+                <w:b w:val="false"/>
+                <w:bCs w:val="false"/>
+                <w:i w:val="false"/>
+                <w:iCs w:val="false"/>
+                <w:sz w:val="19"/>
+                <w:szCs w:val="19"/>
+              </w:rPr>
               <w:t xml:space="preserve">non</w:t>
             </w:r>
           </w:p>
         </w:tc>
         <w:tc>
           <w:tcPr>
-            <w:tcW w:type="dxa" w:w="1276"/>
+            <w:tcW w:type="dxa" w:w="1376"/>
             <w:tcMar>
               <w:top w:type="dxa" w:w="60"/>
               <w:left w:type="dxa" w:w="100"/>
@@ -2227,7 +2009,7 @@
         </w:trPr>
         <w:tc>
           <w:tcPr>
-            <w:tcW w:type="dxa" w:w="650"/>
+            <w:tcW w:type="dxa" w:w="800"/>
             <w:tcMar>
               <w:top w:type="dxa" w:w="60"/>
               <w:left w:type="dxa" w:w="100"/>
@@ -2251,7 +2033,7 @@
         </w:tc>
         <w:tc>
           <w:tcPr>
-            <w:tcW w:type="dxa" w:w="1000"/>
+            <w:tcW w:type="dxa" w:w="1200"/>
             <w:tcMar>
               <w:top w:type="dxa" w:w="60"/>
               <w:left w:type="dxa" w:w="100"/>
@@ -2275,7 +2057,7 @@
         </w:tc>
         <w:tc>
           <w:tcPr>
-            <w:tcW w:type="dxa" w:w="1150"/>
+            <w:tcW w:type="dxa" w:w="1350"/>
             <w:tcMar>
               <w:top w:type="dxa" w:w="60"/>
               <w:left w:type="dxa" w:w="100"/>
@@ -2299,78 +2081,6 @@
         </w:tc>
         <w:tc>
           <w:tcPr>
-            <w:tcW w:type="dxa" w:w="1050"/>
-            <w:tcMar>
-              <w:top w:type="dxa" w:w="60"/>
-              <w:left w:type="dxa" w:w="100"/>
-              <w:bottom w:type="dxa" w:w="60"/>
-              <w:right w:type="dxa" w:w="100"/>
-            </w:tcMar>
-          </w:tcPr>
-          <w:p>
-            <w:r>
-              <w:rPr>
-                <w:b w:val="false"/>
-                <w:bCs w:val="false"/>
-                <w:i w:val="false"/>
-                <w:iCs w:val="false"/>
-                <w:sz w:val="19"/>
-                <w:szCs w:val="19"/>
-              </w:rPr>
-              <w:t xml:space="preserve">oui</w:t>
-            </w:r>
-          </w:p>
-        </w:tc>
-        <w:tc>
-          <w:tcPr>
-            <w:tcW w:type="dxa" w:w="1150"/>
-            <w:tcMar>
-              <w:top w:type="dxa" w:w="60"/>
-              <w:left w:type="dxa" w:w="100"/>
-              <w:bottom w:type="dxa" w:w="60"/>
-              <w:right w:type="dxa" w:w="100"/>
-            </w:tcMar>
-          </w:tcPr>
-          <w:p>
-            <w:r>
-              <w:rPr>
-                <w:b w:val="false"/>
-                <w:bCs w:val="false"/>
-                <w:i w:val="false"/>
-                <w:iCs w:val="false"/>
-                <w:sz w:val="19"/>
-                <w:szCs w:val="19"/>
-              </w:rPr>
-              <w:t xml:space="preserve">oui</w:t>
-            </w:r>
-          </w:p>
-        </w:tc>
-        <w:tc>
-          <w:tcPr>
-            <w:tcW w:type="dxa" w:w="1500"/>
-            <w:tcMar>
-              <w:top w:type="dxa" w:w="60"/>
-              <w:left w:type="dxa" w:w="100"/>
-              <w:bottom w:type="dxa" w:w="60"/>
-              <w:right w:type="dxa" w:w="100"/>
-            </w:tcMar>
-          </w:tcPr>
-          <w:p>
-            <w:r>
-              <w:rPr>
-                <w:b w:val="false"/>
-                <w:bCs w:val="false"/>
-                <w:i w:val="false"/>
-                <w:iCs w:val="false"/>
-                <w:sz w:val="19"/>
-                <w:szCs w:val="19"/>
-              </w:rPr>
-              <w:t xml:space="preserve">oui</w:t>
-            </w:r>
-          </w:p>
-        </w:tc>
-        <w:tc>
-          <w:tcPr>
             <w:tcW w:type="dxa" w:w="1250"/>
             <w:tcMar>
               <w:top w:type="dxa" w:w="60"/>
@@ -2395,7 +2105,55 @@
         </w:tc>
         <w:tc>
           <w:tcPr>
-            <w:tcW w:type="dxa" w:w="1276"/>
+            <w:tcW w:type="dxa" w:w="1600"/>
+            <w:tcMar>
+              <w:top w:type="dxa" w:w="60"/>
+              <w:left w:type="dxa" w:w="100"/>
+              <w:bottom w:type="dxa" w:w="60"/>
+              <w:right w:type="dxa" w:w="100"/>
+            </w:tcMar>
+          </w:tcPr>
+          <w:p>
+            <w:r>
+              <w:rPr>
+                <w:b w:val="false"/>
+                <w:bCs w:val="false"/>
+                <w:i w:val="false"/>
+                <w:iCs w:val="false"/>
+                <w:sz w:val="19"/>
+                <w:szCs w:val="19"/>
+              </w:rPr>
+              <w:t xml:space="preserve">oui</w:t>
+            </w:r>
+          </w:p>
+        </w:tc>
+        <w:tc>
+          <w:tcPr>
+            <w:tcW w:type="dxa" w:w="1450"/>
+            <w:tcMar>
+              <w:top w:type="dxa" w:w="60"/>
+              <w:left w:type="dxa" w:w="100"/>
+              <w:bottom w:type="dxa" w:w="60"/>
+              <w:right w:type="dxa" w:w="100"/>
+            </w:tcMar>
+          </w:tcPr>
+          <w:p>
+            <w:r>
+              <w:rPr>
+                <w:b w:val="false"/>
+                <w:bCs w:val="false"/>
+                <w:i w:val="false"/>
+                <w:iCs w:val="false"/>
+                <w:sz w:val="19"/>
+                <w:szCs w:val="19"/>
+              </w:rPr>
+              <w:t xml:space="preserve">oui</w:t>
+            </w:r>
+          </w:p>
+        </w:tc>
+        <w:tc>
+          <w:tcPr>
+            <w:tcW w:type="dxa" w:w="1376"/>
             <w:tcMar>
               <w:top w:type="dxa" w:w="60"/>
               <w:left w:type="dxa" w:w="100"/>
@@ -2424,7 +2182,7 @@
         </w:trPr>
         <w:tc>
           <w:tcPr>
-            <w:tcW w:type="dxa" w:w="650"/>
+            <w:tcW w:type="dxa" w:w="800"/>
             <w:tcMar>
               <w:top w:type="dxa" w:w="60"/>
               <w:left w:type="dxa" w:w="100"/>
@@ -2448,7 +2206,7 @@
         </w:tc>
         <w:tc>
           <w:tcPr>
-            <w:tcW w:type="dxa" w:w="1000"/>
+            <w:tcW w:type="dxa" w:w="1200"/>
             <w:tcMar>
               <w:top w:type="dxa" w:w="60"/>
               <w:left w:type="dxa" w:w="100"/>
@@ -2472,7 +2230,7 @@
         </w:tc>
         <w:tc>
           <w:tcPr>
-            <w:tcW w:type="dxa" w:w="1150"/>
+            <w:tcW w:type="dxa" w:w="1350"/>
             <w:tcMar>
               <w:top w:type="dxa" w:w="60"/>
               <w:left w:type="dxa" w:w="100"/>
@@ -2496,78 +2254,6 @@
         </w:tc>
         <w:tc>
           <w:tcPr>
-            <w:tcW w:type="dxa" w:w="1050"/>
-            <w:tcMar>
-              <w:top w:type="dxa" w:w="60"/>
-              <w:left w:type="dxa" w:w="100"/>
-              <w:bottom w:type="dxa" w:w="60"/>
-              <w:right w:type="dxa" w:w="100"/>
-            </w:tcMar>
-          </w:tcPr>
-          <w:p>
-            <w:r>
-              <w:rPr>
-                <w:b w:val="false"/>
-                <w:bCs w:val="false"/>
-                <w:i w:val="false"/>
-                <w:iCs w:val="false"/>
-                <w:sz w:val="19"/>
-                <w:szCs w:val="19"/>
-              </w:rPr>
-              <w:t xml:space="preserve">oui</w:t>
-            </w:r>
-          </w:p>
-        </w:tc>
-        <w:tc>
-          <w:tcPr>
-            <w:tcW w:type="dxa" w:w="1150"/>
-            <w:tcMar>
-              <w:top w:type="dxa" w:w="60"/>
-              <w:left w:type="dxa" w:w="100"/>
-              <w:bottom w:type="dxa" w:w="60"/>
-              <w:right w:type="dxa" w:w="100"/>
-            </w:tcMar>
-          </w:tcPr>
-          <w:p>
-            <w:r>
-              <w:rPr>
-                <w:b w:val="false"/>
-                <w:bCs w:val="false"/>
-                <w:i w:val="false"/>
-                <w:iCs w:val="false"/>
-                <w:sz w:val="19"/>
-                <w:szCs w:val="19"/>
-              </w:rPr>
-              <w:t xml:space="preserve">oui</w:t>
-            </w:r>
-          </w:p>
-        </w:tc>
-        <w:tc>
-          <w:tcPr>
-            <w:tcW w:type="dxa" w:w="1500"/>
-            <w:tcMar>
-              <w:top w:type="dxa" w:w="60"/>
-              <w:left w:type="dxa" w:w="100"/>
-              <w:bottom w:type="dxa" w:w="60"/>
-              <w:right w:type="dxa" w:w="100"/>
-            </w:tcMar>
-          </w:tcPr>
-          <w:p>
-            <w:r>
-              <w:rPr>
-                <w:b w:val="false"/>
-                <w:bCs w:val="false"/>
-                <w:i w:val="false"/>
-                <w:iCs w:val="false"/>
-                <w:sz w:val="19"/>
-                <w:szCs w:val="19"/>
-              </w:rPr>
-              <w:t xml:space="preserve">oui</w:t>
-            </w:r>
-          </w:p>
-        </w:tc>
-        <w:tc>
-          <w:tcPr>
             <w:tcW w:type="dxa" w:w="1250"/>
             <w:tcMar>
               <w:top w:type="dxa" w:w="60"/>
@@ -2592,7 +2278,55 @@
         </w:tc>
         <w:tc>
           <w:tcPr>
-            <w:tcW w:type="dxa" w:w="1276"/>
+            <w:tcW w:type="dxa" w:w="1600"/>
+            <w:tcMar>
+              <w:top w:type="dxa" w:w="60"/>
+              <w:left w:type="dxa" w:w="100"/>
+              <w:bottom w:type="dxa" w:w="60"/>
+              <w:right w:type="dxa" w:w="100"/>
+            </w:tcMar>
+          </w:tcPr>
+          <w:p>
+            <w:r>
+              <w:rPr>
+                <w:b w:val="false"/>
+                <w:bCs w:val="false"/>
+                <w:i w:val="false"/>
+                <w:iCs w:val="false"/>
+                <w:sz w:val="19"/>
+                <w:szCs w:val="19"/>
+              </w:rPr>
+              <w:t xml:space="preserve">oui</w:t>
+            </w:r>
+          </w:p>
+        </w:tc>
+        <w:tc>
+          <w:tcPr>
+            <w:tcW w:type="dxa" w:w="1450"/>
+            <w:tcMar>
+              <w:top w:type="dxa" w:w="60"/>
+              <w:left w:type="dxa" w:w="100"/>
+              <w:bottom w:type="dxa" w:w="60"/>
+              <w:right w:type="dxa" w:w="100"/>
+            </w:tcMar>
+          </w:tcPr>
+          <w:p>
+            <w:r>
+              <w:rPr>
+                <w:b w:val="false"/>
+                <w:bCs w:val="false"/>
+                <w:i w:val="false"/>
+                <w:iCs w:val="false"/>
+                <w:sz w:val="19"/>
+                <w:szCs w:val="19"/>
+              </w:rPr>
+              <w:t xml:space="preserve">oui</w:t>
+            </w:r>
+          </w:p>
+        </w:tc>
+        <w:tc>
+          <w:tcPr>
+            <w:tcW w:type="dxa" w:w="1376"/>
             <w:tcMar>
               <w:top w:type="dxa" w:w="60"/>
               <w:left w:type="dxa" w:w="100"/>
@@ -2621,7 +2355,7 @@
         </w:trPr>
         <w:tc>
           <w:tcPr>
-            <w:tcW w:type="dxa" w:w="650"/>
+            <w:tcW w:type="dxa" w:w="800"/>
             <w:tcMar>
               <w:top w:type="dxa" w:w="60"/>
               <w:left w:type="dxa" w:w="100"/>
@@ -2645,7 +2379,7 @@
         </w:tc>
         <w:tc>
           <w:tcPr>
-            <w:tcW w:type="dxa" w:w="1000"/>
+            <w:tcW w:type="dxa" w:w="1200"/>
             <w:tcMar>
               <w:top w:type="dxa" w:w="60"/>
               <w:left w:type="dxa" w:w="100"/>
@@ -2669,7 +2403,7 @@
         </w:tc>
         <w:tc>
           <w:tcPr>
-            <w:tcW w:type="dxa" w:w="1150"/>
+            <w:tcW w:type="dxa" w:w="1350"/>
             <w:tcMar>
               <w:top w:type="dxa" w:w="60"/>
               <w:left w:type="dxa" w:w="100"/>
@@ -2693,78 +2427,6 @@
         </w:tc>
         <w:tc>
           <w:tcPr>
-            <w:tcW w:type="dxa" w:w="1050"/>
-            <w:tcMar>
-              <w:top w:type="dxa" w:w="60"/>
-              <w:left w:type="dxa" w:w="100"/>
-              <w:bottom w:type="dxa" w:w="60"/>
-              <w:right w:type="dxa" w:w="100"/>
-            </w:tcMar>
-          </w:tcPr>
-          <w:p>
-            <w:r>
-              <w:rPr>
-                <w:b w:val="false"/>
-                <w:bCs w:val="false"/>
-                <w:i w:val="false"/>
-                <w:iCs w:val="false"/>
-                <w:sz w:val="19"/>
-                <w:szCs w:val="19"/>
-              </w:rPr>
-              <w:t xml:space="preserve">oui</w:t>
-            </w:r>
-          </w:p>
-        </w:tc>
-        <w:tc>
-          <w:tcPr>
-            <w:tcW w:type="dxa" w:w="1150"/>
-            <w:tcMar>
-              <w:top w:type="dxa" w:w="60"/>
-              <w:left w:type="dxa" w:w="100"/>
-              <w:bottom w:type="dxa" w:w="60"/>
-              <w:right w:type="dxa" w:w="100"/>
-            </w:tcMar>
-          </w:tcPr>
-          <w:p>
-            <w:r>
-              <w:rPr>
-                <w:b w:val="false"/>
-                <w:bCs w:val="false"/>
-                <w:i w:val="false"/>
-                <w:iCs w:val="false"/>
-                <w:sz w:val="19"/>
-                <w:szCs w:val="19"/>
-              </w:rPr>
-              <w:t xml:space="preserve">oui</w:t>
-            </w:r>
-          </w:p>
-        </w:tc>
-        <w:tc>
-          <w:tcPr>
-            <w:tcW w:type="dxa" w:w="1500"/>
-            <w:tcMar>
-              <w:top w:type="dxa" w:w="60"/>
-              <w:left w:type="dxa" w:w="100"/>
-              <w:bottom w:type="dxa" w:w="60"/>
-              <w:right w:type="dxa" w:w="100"/>
-            </w:tcMar>
-          </w:tcPr>
-          <w:p>
-            <w:r>
-              <w:rPr>
-                <w:b w:val="false"/>
-                <w:bCs w:val="false"/>
-                <w:i w:val="false"/>
-                <w:iCs w:val="false"/>
-                <w:sz w:val="19"/>
-                <w:szCs w:val="19"/>
-              </w:rPr>
-              <w:t xml:space="preserve">oui</w:t>
-            </w:r>
-          </w:p>
-        </w:tc>
-        <w:tc>
-          <w:tcPr>
             <w:tcW w:type="dxa" w:w="1250"/>
             <w:tcMar>
               <w:top w:type="dxa" w:w="60"/>
@@ -2789,7 +2451,55 @@
         </w:tc>
         <w:tc>
           <w:tcPr>
-            <w:tcW w:type="dxa" w:w="1276"/>
+            <w:tcW w:type="dxa" w:w="1600"/>
+            <w:tcMar>
+              <w:top w:type="dxa" w:w="60"/>
+              <w:left w:type="dxa" w:w="100"/>
+              <w:bottom w:type="dxa" w:w="60"/>
+              <w:right w:type="dxa" w:w="100"/>
+            </w:tcMar>
+          </w:tcPr>
+          <w:p>
+            <w:r>
+              <w:rPr>
+                <w:b w:val="false"/>
+                <w:bCs w:val="false"/>
+                <w:i w:val="false"/>
+                <w:iCs w:val="false"/>
+                <w:sz w:val="19"/>
+                <w:szCs w:val="19"/>
+              </w:rPr>
+              <w:t xml:space="preserve">oui</w:t>
+            </w:r>
+          </w:p>
+        </w:tc>
+        <w:tc>
+          <w:tcPr>
+            <w:tcW w:type="dxa" w:w="1450"/>
+            <w:tcMar>
+              <w:top w:type="dxa" w:w="60"/>
+              <w:left w:type="dxa" w:w="100"/>
+              <w:bottom w:type="dxa" w:w="60"/>
+              <w:right w:type="dxa" w:w="100"/>
+            </w:tcMar>
+          </w:tcPr>
+          <w:p>
+            <w:r>
+              <w:rPr>
+                <w:b w:val="false"/>
+                <w:bCs w:val="false"/>
+                <w:i w:val="false"/>
+                <w:iCs w:val="false"/>
+                <w:sz w:val="19"/>
+                <w:szCs w:val="19"/>
+              </w:rPr>
+              <w:t xml:space="preserve">oui</w:t>
+            </w:r>
+          </w:p>
+        </w:tc>
+        <w:tc>
+          <w:tcPr>
+            <w:tcW w:type="dxa" w:w="1376"/>
             <w:tcMar>
               <w:top w:type="dxa" w:w="60"/>
               <w:left w:type="dxa" w:w="100"/>
@@ -2818,7 +2528,7 @@
         </w:trPr>
         <w:tc>
           <w:tcPr>
-            <w:tcW w:type="dxa" w:w="650"/>
+            <w:tcW w:type="dxa" w:w="800"/>
             <w:tcMar>
               <w:top w:type="dxa" w:w="60"/>
               <w:left w:type="dxa" w:w="100"/>
@@ -2842,7 +2552,7 @@
         </w:tc>
         <w:tc>
           <w:tcPr>
-            <w:tcW w:type="dxa" w:w="1000"/>
+            <w:tcW w:type="dxa" w:w="1200"/>
             <w:tcMar>
               <w:top w:type="dxa" w:w="60"/>
               <w:left w:type="dxa" w:w="100"/>
@@ -2866,7 +2576,7 @@
         </w:tc>
         <w:tc>
           <w:tcPr>
-            <w:tcW w:type="dxa" w:w="1150"/>
+            <w:tcW w:type="dxa" w:w="1350"/>
             <w:tcMar>
               <w:top w:type="dxa" w:w="60"/>
               <w:left w:type="dxa" w:w="100"/>
@@ -2890,78 +2600,6 @@
         </w:tc>
         <w:tc>
           <w:tcPr>
-            <w:tcW w:type="dxa" w:w="1050"/>
-            <w:tcMar>
-              <w:top w:type="dxa" w:w="60"/>
-              <w:left w:type="dxa" w:w="100"/>
-              <w:bottom w:type="dxa" w:w="60"/>
-              <w:right w:type="dxa" w:w="100"/>
-            </w:tcMar>
-          </w:tcPr>
-          <w:p>
-            <w:r>
-              <w:rPr>
-                <w:b w:val="false"/>
-                <w:bCs w:val="false"/>
-                <w:i w:val="false"/>
-                <w:iCs w:val="false"/>
-                <w:sz w:val="19"/>
-                <w:szCs w:val="19"/>
-              </w:rPr>
-              <w:t xml:space="preserve">oui</w:t>
-            </w:r>
-          </w:p>
-        </w:tc>
-        <w:tc>
-          <w:tcPr>
-            <w:tcW w:type="dxa" w:w="1150"/>
-            <w:tcMar>
-              <w:top w:type="dxa" w:w="60"/>
-              <w:left w:type="dxa" w:w="100"/>
-              <w:bottom w:type="dxa" w:w="60"/>
-              <w:right w:type="dxa" w:w="100"/>
-            </w:tcMar>
-          </w:tcPr>
-          <w:p>
-            <w:r>
-              <w:rPr>
-                <w:b w:val="false"/>
-                <w:bCs w:val="false"/>
-                <w:i w:val="false"/>
-                <w:iCs w:val="false"/>
-                <w:sz w:val="19"/>
-                <w:szCs w:val="19"/>
-              </w:rPr>
-              <w:t xml:space="preserve">oui</w:t>
-            </w:r>
-          </w:p>
-        </w:tc>
-        <w:tc>
-          <w:tcPr>
-            <w:tcW w:type="dxa" w:w="1500"/>
-            <w:tcMar>
-              <w:top w:type="dxa" w:w="60"/>
-              <w:left w:type="dxa" w:w="100"/>
-              <w:bottom w:type="dxa" w:w="60"/>
-              <w:right w:type="dxa" w:w="100"/>
-            </w:tcMar>
-          </w:tcPr>
-          <w:p>
-            <w:r>
-              <w:rPr>
-                <w:b w:val="false"/>
-                <w:bCs w:val="false"/>
-                <w:i w:val="false"/>
-                <w:iCs w:val="false"/>
-                <w:sz w:val="19"/>
-                <w:szCs w:val="19"/>
-              </w:rPr>
-              <w:t xml:space="preserve">oui</w:t>
-            </w:r>
-          </w:p>
-        </w:tc>
-        <w:tc>
-          <w:tcPr>
             <w:tcW w:type="dxa" w:w="1250"/>
             <w:tcMar>
               <w:top w:type="dxa" w:w="60"/>
@@ -2986,7 +2624,55 @@
         </w:tc>
         <w:tc>
           <w:tcPr>
-            <w:tcW w:type="dxa" w:w="1276"/>
+            <w:tcW w:type="dxa" w:w="1600"/>
+            <w:tcMar>
+              <w:top w:type="dxa" w:w="60"/>
+              <w:left w:type="dxa" w:w="100"/>
+              <w:bottom w:type="dxa" w:w="60"/>
+              <w:right w:type="dxa" w:w="100"/>
+            </w:tcMar>
+          </w:tcPr>
+          <w:p>
+            <w:r>
+              <w:rPr>
+                <w:b w:val="false"/>
+                <w:bCs w:val="false"/>
+                <w:i w:val="false"/>
+                <w:iCs w:val="false"/>
+                <w:sz w:val="19"/>
+                <w:szCs w:val="19"/>
+              </w:rPr>
+              <w:t xml:space="preserve">oui</w:t>
+            </w:r>
+          </w:p>
+        </w:tc>
+        <w:tc>
+          <w:tcPr>
+            <w:tcW w:type="dxa" w:w="1450"/>
+            <w:tcMar>
+              <w:top w:type="dxa" w:w="60"/>
+              <w:left w:type="dxa" w:w="100"/>
+              <w:bottom w:type="dxa" w:w="60"/>
+              <w:right w:type="dxa" w:w="100"/>
+            </w:tcMar>
+          </w:tcPr>
+          <w:p>
+            <w:r>
+              <w:rPr>
+                <w:b w:val="false"/>
+                <w:bCs w:val="false"/>
+                <w:i w:val="false"/>
+                <w:iCs w:val="false"/>
+                <w:sz w:val="19"/>
+                <w:szCs w:val="19"/>
+              </w:rPr>
+              <w:t xml:space="preserve">oui</w:t>
+            </w:r>
+          </w:p>
+        </w:tc>
+        <w:tc>
+          <w:tcPr>
+            <w:tcW w:type="dxa" w:w="1376"/>
             <w:tcMar>
               <w:top w:type="dxa" w:w="60"/>
               <w:left w:type="dxa" w:w="100"/>
@@ -3015,7 +2701,7 @@
         </w:trPr>
         <w:tc>
           <w:tcPr>
-            <w:tcW w:type="dxa" w:w="650"/>
+            <w:tcW w:type="dxa" w:w="800"/>
             <w:tcMar>
               <w:top w:type="dxa" w:w="60"/>
               <w:left w:type="dxa" w:w="100"/>
@@ -3039,7 +2725,7 @@
         </w:tc>
         <w:tc>
           <w:tcPr>
-            <w:tcW w:type="dxa" w:w="1000"/>
+            <w:tcW w:type="dxa" w:w="1200"/>
             <w:tcMar>
               <w:top w:type="dxa" w:w="60"/>
               <w:left w:type="dxa" w:w="100"/>
@@ -3063,7 +2749,7 @@
         </w:tc>
         <w:tc>
           <w:tcPr>
-            <w:tcW w:type="dxa" w:w="1150"/>
+            <w:tcW w:type="dxa" w:w="1350"/>
             <w:tcMar>
               <w:top w:type="dxa" w:w="60"/>
               <w:left w:type="dxa" w:w="100"/>
@@ -3087,78 +2773,6 @@
         </w:tc>
         <w:tc>
           <w:tcPr>
-            <w:tcW w:type="dxa" w:w="1050"/>
-            <w:tcMar>
-              <w:top w:type="dxa" w:w="60"/>
-              <w:left w:type="dxa" w:w="100"/>
-              <w:bottom w:type="dxa" w:w="60"/>
-              <w:right w:type="dxa" w:w="100"/>
-            </w:tcMar>
-          </w:tcPr>
-          <w:p>
-            <w:r>
-              <w:rPr>
-                <w:b w:val="false"/>
-                <w:bCs w:val="false"/>
-                <w:i w:val="false"/>
-                <w:iCs w:val="false"/>
-                <w:sz w:val="19"/>
-                <w:szCs w:val="19"/>
-              </w:rPr>
-              <w:t xml:space="preserve">oui</w:t>
-            </w:r>
-          </w:p>
-        </w:tc>
-        <w:tc>
-          <w:tcPr>
-            <w:tcW w:type="dxa" w:w="1150"/>
-            <w:tcMar>
-              <w:top w:type="dxa" w:w="60"/>
-              <w:left w:type="dxa" w:w="100"/>
-              <w:bottom w:type="dxa" w:w="60"/>
-              <w:right w:type="dxa" w:w="100"/>
-            </w:tcMar>
-          </w:tcPr>
-          <w:p>
-            <w:r>
-              <w:rPr>
-                <w:b w:val="false"/>
-                <w:bCs w:val="false"/>
-                <w:i w:val="false"/>
-                <w:iCs w:val="false"/>
-                <w:sz w:val="19"/>
-                <w:szCs w:val="19"/>
-              </w:rPr>
-              <w:t xml:space="preserve">oui</w:t>
-            </w:r>
-          </w:p>
-        </w:tc>
-        <w:tc>
-          <w:tcPr>
-            <w:tcW w:type="dxa" w:w="1500"/>
-            <w:tcMar>
-              <w:top w:type="dxa" w:w="60"/>
-              <w:left w:type="dxa" w:w="100"/>
-              <w:bottom w:type="dxa" w:w="60"/>
-              <w:right w:type="dxa" w:w="100"/>
-            </w:tcMar>
-          </w:tcPr>
-          <w:p>
-            <w:r>
-              <w:rPr>
-                <w:b w:val="false"/>
-                <w:bCs w:val="false"/>
-                <w:i w:val="false"/>
-                <w:iCs w:val="false"/>
-                <w:sz w:val="19"/>
-                <w:szCs w:val="19"/>
-              </w:rPr>
-              <w:t xml:space="preserve">oui</w:t>
-            </w:r>
-          </w:p>
-        </w:tc>
-        <w:tc>
-          <w:tcPr>
             <w:tcW w:type="dxa" w:w="1250"/>
             <w:tcMar>
               <w:top w:type="dxa" w:w="60"/>
@@ -3183,7 +2797,55 @@
         </w:tc>
         <w:tc>
           <w:tcPr>
-            <w:tcW w:type="dxa" w:w="1276"/>
+            <w:tcW w:type="dxa" w:w="1600"/>
+            <w:tcMar>
+              <w:top w:type="dxa" w:w="60"/>
+              <w:left w:type="dxa" w:w="100"/>
+              <w:bottom w:type="dxa" w:w="60"/>
+              <w:right w:type="dxa" w:w="100"/>
+            </w:tcMar>
+          </w:tcPr>
+          <w:p>
+            <w:r>
+              <w:rPr>
+                <w:b w:val="false"/>
+                <w:bCs w:val="false"/>
+                <w:i w:val="false"/>
+                <w:iCs w:val="false"/>
+                <w:sz w:val="19"/>
+                <w:szCs w:val="19"/>
+              </w:rPr>
+              <w:t xml:space="preserve">oui</w:t>
+            </w:r>
+          </w:p>
+        </w:tc>
+        <w:tc>
+          <w:tcPr>
+            <w:tcW w:type="dxa" w:w="1450"/>
+            <w:tcMar>
+              <w:top w:type="dxa" w:w="60"/>
+              <w:left w:type="dxa" w:w="100"/>
+              <w:bottom w:type="dxa" w:w="60"/>
+              <w:right w:type="dxa" w:w="100"/>
+            </w:tcMar>
+          </w:tcPr>
+          <w:p>
+            <w:r>
+              <w:rPr>
+                <w:b w:val="false"/>
+                <w:bCs w:val="false"/>
+                <w:i w:val="false"/>
+                <w:iCs w:val="false"/>
+                <w:sz w:val="19"/>
+                <w:szCs w:val="19"/>
+              </w:rPr>
+              <w:t xml:space="preserve">oui</w:t>
+            </w:r>
+          </w:p>
+        </w:tc>
+        <w:tc>
+          <w:tcPr>
+            <w:tcW w:type="dxa" w:w="1376"/>
             <w:tcMar>
               <w:top w:type="dxa" w:w="60"/>
               <w:left w:type="dxa" w:w="100"/>
@@ -3212,7 +2874,7 @@
         </w:trPr>
         <w:tc>
           <w:tcPr>
-            <w:tcW w:type="dxa" w:w="650"/>
+            <w:tcW w:type="dxa" w:w="800"/>
             <w:tcMar>
               <w:top w:type="dxa" w:w="60"/>
               <w:left w:type="dxa" w:w="100"/>
@@ -3236,7 +2898,7 @@
         </w:tc>
         <w:tc>
           <w:tcPr>
-            <w:tcW w:type="dxa" w:w="1000"/>
+            <w:tcW w:type="dxa" w:w="1200"/>
             <w:tcMar>
               <w:top w:type="dxa" w:w="60"/>
               <w:left w:type="dxa" w:w="100"/>
@@ -3260,7 +2922,7 @@
         </w:tc>
         <w:tc>
           <w:tcPr>
-            <w:tcW w:type="dxa" w:w="1150"/>
+            <w:tcW w:type="dxa" w:w="1350"/>
             <w:tcMar>
               <w:top w:type="dxa" w:w="60"/>
               <w:left w:type="dxa" w:w="100"/>
@@ -3284,78 +2946,6 @@
         </w:tc>
         <w:tc>
           <w:tcPr>
-            <w:tcW w:type="dxa" w:w="1050"/>
-            <w:tcMar>
-              <w:top w:type="dxa" w:w="60"/>
-              <w:left w:type="dxa" w:w="100"/>
-              <w:bottom w:type="dxa" w:w="60"/>
-              <w:right w:type="dxa" w:w="100"/>
-            </w:tcMar>
-          </w:tcPr>
-          <w:p>
-            <w:r>
-              <w:rPr>
-                <w:b w:val="false"/>
-                <w:bCs w:val="false"/>
-                <w:i w:val="false"/>
-                <w:iCs w:val="false"/>
-                <w:sz w:val="19"/>
-                <w:szCs w:val="19"/>
-              </w:rPr>
-              <w:t xml:space="preserve">oui</w:t>
-            </w:r>
-          </w:p>
-        </w:tc>
-        <w:tc>
-          <w:tcPr>
-            <w:tcW w:type="dxa" w:w="1150"/>
-            <w:tcMar>
-              <w:top w:type="dxa" w:w="60"/>
-              <w:left w:type="dxa" w:w="100"/>
-              <w:bottom w:type="dxa" w:w="60"/>
-              <w:right w:type="dxa" w:w="100"/>
-            </w:tcMar>
-          </w:tcPr>
-          <w:p>
-            <w:r>
-              <w:rPr>
-                <w:b w:val="false"/>
-                <w:bCs w:val="false"/>
-                <w:i w:val="false"/>
-                <w:iCs w:val="false"/>
-                <w:sz w:val="19"/>
-                <w:szCs w:val="19"/>
-              </w:rPr>
-              <w:t xml:space="preserve">oui</w:t>
-            </w:r>
-          </w:p>
-        </w:tc>
-        <w:tc>
-          <w:tcPr>
-            <w:tcW w:type="dxa" w:w="1500"/>
-            <w:tcMar>
-              <w:top w:type="dxa" w:w="60"/>
-              <w:left w:type="dxa" w:w="100"/>
-              <w:bottom w:type="dxa" w:w="60"/>
-              <w:right w:type="dxa" w:w="100"/>
-            </w:tcMar>
-          </w:tcPr>
-          <w:p>
-            <w:r>
-              <w:rPr>
-                <w:b w:val="false"/>
-                <w:bCs w:val="false"/>
-                <w:i w:val="false"/>
-                <w:iCs w:val="false"/>
-                <w:sz w:val="19"/>
-                <w:szCs w:val="19"/>
-              </w:rPr>
-              <w:t xml:space="preserve">oui</w:t>
-            </w:r>
-          </w:p>
-        </w:tc>
-        <w:tc>
-          <w:tcPr>
             <w:tcW w:type="dxa" w:w="1250"/>
             <w:tcMar>
               <w:top w:type="dxa" w:w="60"/>
@@ -3380,7 +2970,55 @@
         </w:tc>
         <w:tc>
           <w:tcPr>
-            <w:tcW w:type="dxa" w:w="1276"/>
+            <w:tcW w:type="dxa" w:w="1600"/>
+            <w:tcMar>
+              <w:top w:type="dxa" w:w="60"/>
+              <w:left w:type="dxa" w:w="100"/>
+              <w:bottom w:type="dxa" w:w="60"/>
+              <w:right w:type="dxa" w:w="100"/>
+            </w:tcMar>
+          </w:tcPr>
+          <w:p>
+            <w:r>
+              <w:rPr>
+                <w:b w:val="false"/>
+                <w:bCs w:val="false"/>
+                <w:i w:val="false"/>
+                <w:iCs w:val="false"/>
+                <w:sz w:val="19"/>
+                <w:szCs w:val="19"/>
+              </w:rPr>
+              <w:t xml:space="preserve">oui</w:t>
+            </w:r>
+          </w:p>
+        </w:tc>
+        <w:tc>
+          <w:tcPr>
+            <w:tcW w:type="dxa" w:w="1450"/>
+            <w:tcMar>
+              <w:top w:type="dxa" w:w="60"/>
+              <w:left w:type="dxa" w:w="100"/>
+              <w:bottom w:type="dxa" w:w="60"/>
+              <w:right w:type="dxa" w:w="100"/>
+            </w:tcMar>
+          </w:tcPr>
+          <w:p>
+            <w:r>
+              <w:rPr>
+                <w:b w:val="false"/>
+                <w:bCs w:val="false"/>
+                <w:i w:val="false"/>
+                <w:iCs w:val="false"/>
+                <w:sz w:val="19"/>
+                <w:szCs w:val="19"/>
+              </w:rPr>
+              <w:t xml:space="preserve">oui</w:t>
+            </w:r>
+          </w:p>
+        </w:tc>
+        <w:tc>
+          <w:tcPr>
+            <w:tcW w:type="dxa" w:w="1376"/>
             <w:tcMar>
               <w:top w:type="dxa" w:w="60"/>
               <w:left w:type="dxa" w:w="100"/>
@@ -3409,7 +3047,7 @@
         </w:trPr>
         <w:tc>
           <w:tcPr>
-            <w:tcW w:type="dxa" w:w="650"/>
+            <w:tcW w:type="dxa" w:w="800"/>
             <w:tcMar>
               <w:top w:type="dxa" w:w="60"/>
               <w:left w:type="dxa" w:w="100"/>
@@ -3433,7 +3071,7 @@
         </w:tc>
         <w:tc>
           <w:tcPr>
-            <w:tcW w:type="dxa" w:w="1000"/>
+            <w:tcW w:type="dxa" w:w="1200"/>
             <w:tcMar>
               <w:top w:type="dxa" w:w="60"/>
               <w:left w:type="dxa" w:w="100"/>
@@ -3457,7 +3095,7 @@
         </w:tc>
         <w:tc>
           <w:tcPr>
-            <w:tcW w:type="dxa" w:w="1150"/>
+            <w:tcW w:type="dxa" w:w="1350"/>
             <w:tcMar>
               <w:top w:type="dxa" w:w="60"/>
               <w:left w:type="dxa" w:w="100"/>
@@ -3481,78 +3119,6 @@
         </w:tc>
         <w:tc>
           <w:tcPr>
-            <w:tcW w:type="dxa" w:w="1050"/>
-            <w:tcMar>
-              <w:top w:type="dxa" w:w="60"/>
-              <w:left w:type="dxa" w:w="100"/>
-              <w:bottom w:type="dxa" w:w="60"/>
-              <w:right w:type="dxa" w:w="100"/>
-            </w:tcMar>
-          </w:tcPr>
-          <w:p>
-            <w:r>
-              <w:rPr>
-                <w:b w:val="false"/>
-                <w:bCs w:val="false"/>
-                <w:i w:val="false"/>
-                <w:iCs w:val="false"/>
-                <w:sz w:val="19"/>
-                <w:szCs w:val="19"/>
-              </w:rPr>
-              <w:t xml:space="preserve">oui</w:t>
-            </w:r>
-          </w:p>
-        </w:tc>
-        <w:tc>
-          <w:tcPr>
-            <w:tcW w:type="dxa" w:w="1150"/>
-            <w:tcMar>
-              <w:top w:type="dxa" w:w="60"/>
-              <w:left w:type="dxa" w:w="100"/>
-              <w:bottom w:type="dxa" w:w="60"/>
-              <w:right w:type="dxa" w:w="100"/>
-            </w:tcMar>
-          </w:tcPr>
-          <w:p>
-            <w:r>
-              <w:rPr>
-                <w:b w:val="false"/>
-                <w:bCs w:val="false"/>
-                <w:i w:val="false"/>
-                <w:iCs w:val="false"/>
-                <w:sz w:val="19"/>
-                <w:szCs w:val="19"/>
-              </w:rPr>
-              <w:t xml:space="preserve">oui</w:t>
-            </w:r>
-          </w:p>
-        </w:tc>
-        <w:tc>
-          <w:tcPr>
-            <w:tcW w:type="dxa" w:w="1500"/>
-            <w:tcMar>
-              <w:top w:type="dxa" w:w="60"/>
-              <w:left w:type="dxa" w:w="100"/>
-              <w:bottom w:type="dxa" w:w="60"/>
-              <w:right w:type="dxa" w:w="100"/>
-            </w:tcMar>
-          </w:tcPr>
-          <w:p>
-            <w:r>
-              <w:rPr>
-                <w:b w:val="false"/>
-                <w:bCs w:val="false"/>
-                <w:i w:val="false"/>
-                <w:iCs w:val="false"/>
-                <w:sz w:val="19"/>
-                <w:szCs w:val="19"/>
-              </w:rPr>
-              <w:t xml:space="preserve">oui</w:t>
-            </w:r>
-          </w:p>
-        </w:tc>
-        <w:tc>
-          <w:tcPr>
             <w:tcW w:type="dxa" w:w="1250"/>
             <w:tcMar>
               <w:top w:type="dxa" w:w="60"/>
@@ -3577,7 +3143,55 @@
         </w:tc>
         <w:tc>
           <w:tcPr>
-            <w:tcW w:type="dxa" w:w="1276"/>
+            <w:tcW w:type="dxa" w:w="1600"/>
+            <w:tcMar>
+              <w:top w:type="dxa" w:w="60"/>
+              <w:left w:type="dxa" w:w="100"/>
+              <w:bottom w:type="dxa" w:w="60"/>
+              <w:right w:type="dxa" w:w="100"/>
+            </w:tcMar>
+          </w:tcPr>
+          <w:p>
+            <w:r>
+              <w:rPr>
+                <w:b w:val="false"/>
+                <w:bCs w:val="false"/>
+                <w:i w:val="false"/>
+                <w:iCs w:val="false"/>
+                <w:sz w:val="19"/>
+                <w:szCs w:val="19"/>
+              </w:rPr>
+              <w:t xml:space="preserve">oui</w:t>
+            </w:r>
+          </w:p>
+        </w:tc>
+        <w:tc>
+          <w:tcPr>
+            <w:tcW w:type="dxa" w:w="1450"/>
+            <w:tcMar>
+              <w:top w:type="dxa" w:w="60"/>
+              <w:left w:type="dxa" w:w="100"/>
+              <w:bottom w:type="dxa" w:w="60"/>
+              <w:right w:type="dxa" w:w="100"/>
+            </w:tcMar>
+          </w:tcPr>
+          <w:p>
+            <w:r>
+              <w:rPr>
+                <w:b w:val="false"/>
+                <w:bCs w:val="false"/>
+                <w:i w:val="false"/>
+                <w:iCs w:val="false"/>
+                <w:sz w:val="19"/>
+                <w:szCs w:val="19"/>
+              </w:rPr>
+              <w:t xml:space="preserve">oui</w:t>
+            </w:r>
+          </w:p>
+        </w:tc>
+        <w:tc>
+          <w:tcPr>
+            <w:tcW w:type="dxa" w:w="1376"/>
             <w:tcMar>
               <w:top w:type="dxa" w:w="60"/>
               <w:left w:type="dxa" w:w="100"/>
@@ -3606,7 +3220,7 @@
         </w:trPr>
         <w:tc>
           <w:tcPr>
-            <w:tcW w:type="dxa" w:w="650"/>
+            <w:tcW w:type="dxa" w:w="800"/>
             <w:tcMar>
               <w:top w:type="dxa" w:w="60"/>
               <w:left w:type="dxa" w:w="100"/>
@@ -3630,7 +3244,7 @@
         </w:tc>
         <w:tc>
           <w:tcPr>
-            <w:tcW w:type="dxa" w:w="1000"/>
+            <w:tcW w:type="dxa" w:w="1200"/>
             <w:tcMar>
               <w:top w:type="dxa" w:w="60"/>
               <w:left w:type="dxa" w:w="100"/>
@@ -3654,7 +3268,7 @@
         </w:tc>
         <w:tc>
           <w:tcPr>
-            <w:tcW w:type="dxa" w:w="1150"/>
+            <w:tcW w:type="dxa" w:w="1350"/>
             <w:tcMar>
               <w:top w:type="dxa" w:w="60"/>
               <w:left w:type="dxa" w:w="100"/>
@@ -3678,78 +3292,6 @@
         </w:tc>
         <w:tc>
           <w:tcPr>
-            <w:tcW w:type="dxa" w:w="1050"/>
-            <w:tcMar>
-              <w:top w:type="dxa" w:w="60"/>
-              <w:left w:type="dxa" w:w="100"/>
-              <w:bottom w:type="dxa" w:w="60"/>
-              <w:right w:type="dxa" w:w="100"/>
-            </w:tcMar>
-          </w:tcPr>
-          <w:p>
-            <w:r>
-              <w:rPr>
-                <w:b w:val="false"/>
-                <w:bCs w:val="false"/>
-                <w:i w:val="false"/>
-                <w:iCs w:val="false"/>
-                <w:sz w:val="19"/>
-                <w:szCs w:val="19"/>
-              </w:rPr>
-              <w:t xml:space="preserve">oui</w:t>
-            </w:r>
-          </w:p>
-        </w:tc>
-        <w:tc>
-          <w:tcPr>
-            <w:tcW w:type="dxa" w:w="1150"/>
-            <w:tcMar>
-              <w:top w:type="dxa" w:w="60"/>
-              <w:left w:type="dxa" w:w="100"/>
-              <w:bottom w:type="dxa" w:w="60"/>
-              <w:right w:type="dxa" w:w="100"/>
-            </w:tcMar>
-          </w:tcPr>
-          <w:p>
-            <w:r>
-              <w:rPr>
-                <w:b w:val="false"/>
-                <w:bCs w:val="false"/>
-                <w:i w:val="false"/>
-                <w:iCs w:val="false"/>
-                <w:sz w:val="19"/>
-                <w:szCs w:val="19"/>
-              </w:rPr>
-              <w:t xml:space="preserve">oui</w:t>
-            </w:r>
-          </w:p>
-        </w:tc>
-        <w:tc>
-          <w:tcPr>
-            <w:tcW w:type="dxa" w:w="1500"/>
-            <w:tcMar>
-              <w:top w:type="dxa" w:w="60"/>
-              <w:left w:type="dxa" w:w="100"/>
-              <w:bottom w:type="dxa" w:w="60"/>
-              <w:right w:type="dxa" w:w="100"/>
-            </w:tcMar>
-          </w:tcPr>
-          <w:p>
-            <w:r>
-              <w:rPr>
-                <w:b w:val="false"/>
-                <w:bCs w:val="false"/>
-                <w:i w:val="false"/>
-                <w:iCs w:val="false"/>
-                <w:sz w:val="19"/>
-                <w:szCs w:val="19"/>
-              </w:rPr>
-              <w:t xml:space="preserve">oui</w:t>
-            </w:r>
-          </w:p>
-        </w:tc>
-        <w:tc>
-          <w:tcPr>
             <w:tcW w:type="dxa" w:w="1250"/>
             <w:tcMar>
               <w:top w:type="dxa" w:w="60"/>
@@ -3774,7 +3316,55 @@
         </w:tc>
         <w:tc>
           <w:tcPr>
-            <w:tcW w:type="dxa" w:w="1276"/>
+            <w:tcW w:type="dxa" w:w="1600"/>
+            <w:tcMar>
+              <w:top w:type="dxa" w:w="60"/>
+              <w:left w:type="dxa" w:w="100"/>
+              <w:bottom w:type="dxa" w:w="60"/>
+              <w:right w:type="dxa" w:w="100"/>
+            </w:tcMar>
+          </w:tcPr>
+          <w:p>
+            <w:r>
+              <w:rPr>
+                <w:b w:val="false"/>
+                <w:bCs w:val="false"/>
+                <w:i w:val="false"/>
+                <w:iCs w:val="false"/>
+                <w:sz w:val="19"/>
+                <w:szCs w:val="19"/>
+              </w:rPr>
+              <w:t xml:space="preserve">oui</w:t>
+            </w:r>
+          </w:p>
+        </w:tc>
+        <w:tc>
+          <w:tcPr>
+            <w:tcW w:type="dxa" w:w="1450"/>
+            <w:tcMar>
+              <w:top w:type="dxa" w:w="60"/>
+              <w:left w:type="dxa" w:w="100"/>
+              <w:bottom w:type="dxa" w:w="60"/>
+              <w:right w:type="dxa" w:w="100"/>
+            </w:tcMar>
+          </w:tcPr>
+          <w:p>
+            <w:r>
+              <w:rPr>
+                <w:b w:val="false"/>
+                <w:bCs w:val="false"/>
+                <w:i w:val="false"/>
+                <w:iCs w:val="false"/>
+                <w:sz w:val="19"/>
+                <w:szCs w:val="19"/>
+              </w:rPr>
+              <w:t xml:space="preserve">oui</w:t>
+            </w:r>
+          </w:p>
+        </w:tc>
+        <w:tc>
+          <w:tcPr>
+            <w:tcW w:type="dxa" w:w="1376"/>
             <w:tcMar>
               <w:top w:type="dxa" w:w="60"/>
               <w:left w:type="dxa" w:w="100"/>
@@ -3803,7 +3393,7 @@
         </w:trPr>
         <w:tc>
           <w:tcPr>
-            <w:tcW w:type="dxa" w:w="650"/>
+            <w:tcW w:type="dxa" w:w="800"/>
             <w:tcMar>
               <w:top w:type="dxa" w:w="60"/>
               <w:left w:type="dxa" w:w="100"/>
@@ -3827,7 +3417,7 @@
         </w:tc>
         <w:tc>
           <w:tcPr>
-            <w:tcW w:type="dxa" w:w="1000"/>
+            <w:tcW w:type="dxa" w:w="1200"/>
             <w:tcMar>
               <w:top w:type="dxa" w:w="60"/>
               <w:left w:type="dxa" w:w="100"/>
@@ -3851,7 +3441,7 @@
         </w:tc>
         <w:tc>
           <w:tcPr>
-            <w:tcW w:type="dxa" w:w="1150"/>
+            <w:tcW w:type="dxa" w:w="1350"/>
             <w:tcMar>
               <w:top w:type="dxa" w:w="60"/>
               <w:left w:type="dxa" w:w="100"/>
@@ -3875,78 +3465,6 @@
         </w:tc>
         <w:tc>
           <w:tcPr>
-            <w:tcW w:type="dxa" w:w="1050"/>
-            <w:tcMar>
-              <w:top w:type="dxa" w:w="60"/>
-              <w:left w:type="dxa" w:w="100"/>
-              <w:bottom w:type="dxa" w:w="60"/>
-              <w:right w:type="dxa" w:w="100"/>
-            </w:tcMar>
-          </w:tcPr>
-          <w:p>
-            <w:r>
-              <w:rPr>
-                <w:b w:val="false"/>
-                <w:bCs w:val="false"/>
-                <w:i w:val="false"/>
-                <w:iCs w:val="false"/>
-                <w:sz w:val="19"/>
-                <w:szCs w:val="19"/>
-              </w:rPr>
-              <w:t xml:space="preserve">oui</w:t>
-            </w:r>
-          </w:p>
-        </w:tc>
-        <w:tc>
-          <w:tcPr>
-            <w:tcW w:type="dxa" w:w="1150"/>
-            <w:tcMar>
-              <w:top w:type="dxa" w:w="60"/>
-              <w:left w:type="dxa" w:w="100"/>
-              <w:bottom w:type="dxa" w:w="60"/>
-              <w:right w:type="dxa" w:w="100"/>
-            </w:tcMar>
-          </w:tcPr>
-          <w:p>
-            <w:r>
-              <w:rPr>
-                <w:b w:val="false"/>
-                <w:bCs w:val="false"/>
-                <w:i w:val="false"/>
-                <w:iCs w:val="false"/>
-                <w:sz w:val="19"/>
-                <w:szCs w:val="19"/>
-              </w:rPr>
-              <w:t xml:space="preserve">oui</w:t>
-            </w:r>
-          </w:p>
-        </w:tc>
-        <w:tc>
-          <w:tcPr>
-            <w:tcW w:type="dxa" w:w="1500"/>
-            <w:tcMar>
-              <w:top w:type="dxa" w:w="60"/>
-              <w:left w:type="dxa" w:w="100"/>
-              <w:bottom w:type="dxa" w:w="60"/>
-              <w:right w:type="dxa" w:w="100"/>
-            </w:tcMar>
-          </w:tcPr>
-          <w:p>
-            <w:r>
-              <w:rPr>
-                <w:b w:val="false"/>
-                <w:bCs w:val="false"/>
-                <w:i w:val="false"/>
-                <w:iCs w:val="false"/>
-                <w:sz w:val="19"/>
-                <w:szCs w:val="19"/>
-              </w:rPr>
-              <w:t xml:space="preserve">oui</w:t>
-            </w:r>
-          </w:p>
-        </w:tc>
-        <w:tc>
-          <w:tcPr>
             <w:tcW w:type="dxa" w:w="1250"/>
             <w:tcMar>
               <w:top w:type="dxa" w:w="60"/>
@@ -3971,7 +3489,55 @@
         </w:tc>
         <w:tc>
           <w:tcPr>
-            <w:tcW w:type="dxa" w:w="1276"/>
+            <w:tcW w:type="dxa" w:w="1600"/>
+            <w:tcMar>
+              <w:top w:type="dxa" w:w="60"/>
+              <w:left w:type="dxa" w:w="100"/>
+              <w:bottom w:type="dxa" w:w="60"/>
+              <w:right w:type="dxa" w:w="100"/>
+            </w:tcMar>
+          </w:tcPr>
+          <w:p>
+            <w:r>
+              <w:rPr>
+                <w:b w:val="false"/>
+                <w:bCs w:val="false"/>
+                <w:i w:val="false"/>
+                <w:iCs w:val="false"/>
+                <w:sz w:val="19"/>
+                <w:szCs w:val="19"/>
+              </w:rPr>
+              <w:t xml:space="preserve">oui</w:t>
+            </w:r>
+          </w:p>
+        </w:tc>
+        <w:tc>
+          <w:tcPr>
+            <w:tcW w:type="dxa" w:w="1450"/>
+            <w:tcMar>
+              <w:top w:type="dxa" w:w="60"/>
+              <w:left w:type="dxa" w:w="100"/>
+              <w:bottom w:type="dxa" w:w="60"/>
+              <w:right w:type="dxa" w:w="100"/>
+            </w:tcMar>
+          </w:tcPr>
+          <w:p>
+            <w:r>
+              <w:rPr>
+                <w:b w:val="false"/>
+                <w:bCs w:val="false"/>
+                <w:i w:val="false"/>
+                <w:iCs w:val="false"/>
+                <w:sz w:val="19"/>
+                <w:szCs w:val="19"/>
+              </w:rPr>
+              <w:t xml:space="preserve">oui</w:t>
+            </w:r>
+          </w:p>
+        </w:tc>
+        <w:tc>
+          <w:tcPr>
+            <w:tcW w:type="dxa" w:w="1376"/>
             <w:tcMar>
               <w:top w:type="dxa" w:w="60"/>
               <w:left w:type="dxa" w:w="100"/>
@@ -4000,7 +3566,7 @@
         </w:trPr>
         <w:tc>
           <w:tcPr>
-            <w:tcW w:type="dxa" w:w="650"/>
+            <w:tcW w:type="dxa" w:w="800"/>
             <w:tcMar>
               <w:top w:type="dxa" w:w="60"/>
               <w:left w:type="dxa" w:w="100"/>
@@ -4024,7 +3590,7 @@
         </w:tc>
         <w:tc>
           <w:tcPr>
-            <w:tcW w:type="dxa" w:w="1000"/>
+            <w:tcW w:type="dxa" w:w="1200"/>
             <w:tcMar>
               <w:top w:type="dxa" w:w="60"/>
               <w:left w:type="dxa" w:w="100"/>
@@ -4048,7 +3614,7 @@
         </w:tc>
         <w:tc>
           <w:tcPr>
-            <w:tcW w:type="dxa" w:w="1150"/>
+            <w:tcW w:type="dxa" w:w="1350"/>
             <w:tcMar>
               <w:top w:type="dxa" w:w="60"/>
               <w:left w:type="dxa" w:w="100"/>
@@ -4072,78 +3638,6 @@
         </w:tc>
         <w:tc>
           <w:tcPr>
-            <w:tcW w:type="dxa" w:w="1050"/>
-            <w:tcMar>
-              <w:top w:type="dxa" w:w="60"/>
-              <w:left w:type="dxa" w:w="100"/>
-              <w:bottom w:type="dxa" w:w="60"/>
-              <w:right w:type="dxa" w:w="100"/>
-            </w:tcMar>
-          </w:tcPr>
-          <w:p>
-            <w:r>
-              <w:rPr>
-                <w:b w:val="false"/>
-                <w:bCs w:val="false"/>
-                <w:i w:val="false"/>
-                <w:iCs w:val="false"/>
-                <w:sz w:val="19"/>
-                <w:szCs w:val="19"/>
-              </w:rPr>
-              <w:t xml:space="preserve">oui</w:t>
-            </w:r>
-          </w:p>
-        </w:tc>
-        <w:tc>
-          <w:tcPr>
-            <w:tcW w:type="dxa" w:w="1150"/>
-            <w:tcMar>
-              <w:top w:type="dxa" w:w="60"/>
-              <w:left w:type="dxa" w:w="100"/>
-              <w:bottom w:type="dxa" w:w="60"/>
-              <w:right w:type="dxa" w:w="100"/>
-            </w:tcMar>
-          </w:tcPr>
-          <w:p>
-            <w:r>
-              <w:rPr>
-                <w:b w:val="false"/>
-                <w:bCs w:val="false"/>
-                <w:i w:val="false"/>
-                <w:iCs w:val="false"/>
-                <w:sz w:val="19"/>
-                <w:szCs w:val="19"/>
-              </w:rPr>
-              <w:t xml:space="preserve">oui</w:t>
-            </w:r>
-          </w:p>
-        </w:tc>
-        <w:tc>
-          <w:tcPr>
-            <w:tcW w:type="dxa" w:w="1500"/>
-            <w:tcMar>
-              <w:top w:type="dxa" w:w="60"/>
-              <w:left w:type="dxa" w:w="100"/>
-              <w:bottom w:type="dxa" w:w="60"/>
-              <w:right w:type="dxa" w:w="100"/>
-            </w:tcMar>
-          </w:tcPr>
-          <w:p>
-            <w:r>
-              <w:rPr>
-                <w:b w:val="false"/>
-                <w:bCs w:val="false"/>
-                <w:i w:val="false"/>
-                <w:iCs w:val="false"/>
-                <w:sz w:val="19"/>
-                <w:szCs w:val="19"/>
-              </w:rPr>
-              <w:t xml:space="preserve">oui</w:t>
-            </w:r>
-          </w:p>
-        </w:tc>
-        <w:tc>
-          <w:tcPr>
             <w:tcW w:type="dxa" w:w="1250"/>
             <w:tcMar>
               <w:top w:type="dxa" w:w="60"/>
@@ -4168,7 +3662,55 @@
         </w:tc>
         <w:tc>
           <w:tcPr>
-            <w:tcW w:type="dxa" w:w="1276"/>
+            <w:tcW w:type="dxa" w:w="1600"/>
+            <w:tcMar>
+              <w:top w:type="dxa" w:w="60"/>
+              <w:left w:type="dxa" w:w="100"/>
+              <w:bottom w:type="dxa" w:w="60"/>
+              <w:right w:type="dxa" w:w="100"/>
+            </w:tcMar>
+          </w:tcPr>
+          <w:p>
+            <w:r>
+              <w:rPr>
+                <w:b w:val="false"/>
+                <w:bCs w:val="false"/>
+                <w:i w:val="false"/>
+                <w:iCs w:val="false"/>
+                <w:sz w:val="19"/>
+                <w:szCs w:val="19"/>
+              </w:rPr>
+              <w:t xml:space="preserve">oui</w:t>
+            </w:r>
+          </w:p>
+        </w:tc>
+        <w:tc>
+          <w:tcPr>
+            <w:tcW w:type="dxa" w:w="1450"/>
+            <w:tcMar>
+              <w:top w:type="dxa" w:w="60"/>
+              <w:left w:type="dxa" w:w="100"/>
+              <w:bottom w:type="dxa" w:w="60"/>
+              <w:right w:type="dxa" w:w="100"/>
+            </w:tcMar>
+          </w:tcPr>
+          <w:p>
+            <w:r>
+              <w:rPr>
+                <w:b w:val="false"/>
+                <w:bCs w:val="false"/>
+                <w:i w:val="false"/>
+                <w:iCs w:val="false"/>
+                <w:sz w:val="19"/>
+                <w:szCs w:val="19"/>
+              </w:rPr>
+              <w:t xml:space="preserve">oui</w:t>
+            </w:r>
+          </w:p>
+        </w:tc>
+        <w:tc>
+          <w:tcPr>
+            <w:tcW w:type="dxa" w:w="1376"/>
             <w:tcMar>
               <w:top w:type="dxa" w:w="60"/>
               <w:left w:type="dxa" w:w="100"/>
@@ -4197,7 +3739,7 @@
         </w:trPr>
         <w:tc>
           <w:tcPr>
-            <w:tcW w:type="dxa" w:w="650"/>
+            <w:tcW w:type="dxa" w:w="800"/>
             <w:tcMar>
               <w:top w:type="dxa" w:w="60"/>
               <w:left w:type="dxa" w:w="100"/>
@@ -4221,7 +3763,7 @@
         </w:tc>
         <w:tc>
           <w:tcPr>
-            <w:tcW w:type="dxa" w:w="1000"/>
+            <w:tcW w:type="dxa" w:w="1200"/>
             <w:tcMar>
               <w:top w:type="dxa" w:w="60"/>
               <w:left w:type="dxa" w:w="100"/>
@@ -4245,7 +3787,7 @@
         </w:tc>
         <w:tc>
           <w:tcPr>
-            <w:tcW w:type="dxa" w:w="1150"/>
+            <w:tcW w:type="dxa" w:w="1350"/>
             <w:tcMar>
               <w:top w:type="dxa" w:w="60"/>
               <w:left w:type="dxa" w:w="100"/>
@@ -4269,55 +3811,31 @@
         </w:tc>
         <w:tc>
           <w:tcPr>
-            <w:tcW w:type="dxa" w:w="1050"/>
-            <w:tcMar>
-              <w:top w:type="dxa" w:w="60"/>
-              <w:left w:type="dxa" w:w="100"/>
-              <w:bottom w:type="dxa" w:w="60"/>
-              <w:right w:type="dxa" w:w="100"/>
-            </w:tcMar>
-          </w:tcPr>
-          <w:p>
-            <w:r>
-              <w:rPr>
-                <w:b w:val="false"/>
-                <w:bCs w:val="false"/>
-                <w:i w:val="false"/>
-                <w:iCs w:val="false"/>
-                <w:sz w:val="19"/>
-                <w:szCs w:val="19"/>
-              </w:rPr>
-              <w:t xml:space="preserve">oui</w:t>
-            </w:r>
-          </w:p>
-        </w:tc>
-        <w:tc>
-          <w:tcPr>
-            <w:tcW w:type="dxa" w:w="1150"/>
-            <w:tcMar>
-              <w:top w:type="dxa" w:w="60"/>
-              <w:left w:type="dxa" w:w="100"/>
-              <w:bottom w:type="dxa" w:w="60"/>
-              <w:right w:type="dxa" w:w="100"/>
-            </w:tcMar>
-          </w:tcPr>
-          <w:p>
-            <w:r>
-              <w:rPr>
-                <w:b w:val="false"/>
-                <w:bCs w:val="false"/>
-                <w:i w:val="false"/>
-                <w:iCs w:val="false"/>
-                <w:sz w:val="19"/>
-                <w:szCs w:val="19"/>
-              </w:rPr>
-              <w:t xml:space="preserve">oui</w:t>
-            </w:r>
-          </w:p>
-        </w:tc>
-        <w:tc>
-          <w:tcPr>
-            <w:tcW w:type="dxa" w:w="1500"/>
+            <w:tcW w:type="dxa" w:w="1250"/>
+            <w:tcMar>
+              <w:top w:type="dxa" w:w="60"/>
+              <w:left w:type="dxa" w:w="100"/>
+              <w:bottom w:type="dxa" w:w="60"/>
+              <w:right w:type="dxa" w:w="100"/>
+            </w:tcMar>
+          </w:tcPr>
+          <w:p>
+            <w:r>
+              <w:rPr>
+                <w:b w:val="false"/>
+                <w:bCs w:val="false"/>
+                <w:i w:val="false"/>
+                <w:iCs w:val="false"/>
+                <w:sz w:val="19"/>
+                <w:szCs w:val="19"/>
+              </w:rPr>
+              <w:t xml:space="preserve">oui</w:t>
+            </w:r>
+          </w:p>
+        </w:tc>
+        <w:tc>
+          <w:tcPr>
+            <w:tcW w:type="dxa" w:w="1600"/>
             <w:tcMar>
               <w:top w:type="dxa" w:w="60"/>
               <w:left w:type="dxa" w:w="100"/>
@@ -4341,31 +3859,31 @@
         </w:tc>
         <w:tc>
           <w:tcPr>
-            <w:tcW w:type="dxa" w:w="1250"/>
-            <w:tcMar>
-              <w:top w:type="dxa" w:w="60"/>
-              <w:left w:type="dxa" w:w="100"/>
-              <w:bottom w:type="dxa" w:w="60"/>
-              <w:right w:type="dxa" w:w="100"/>
-            </w:tcMar>
-          </w:tcPr>
-          <w:p>
-            <w:r>
-              <w:rPr>
-                <w:b w:val="false"/>
-                <w:bCs w:val="false"/>
-                <w:i w:val="false"/>
-                <w:iCs w:val="false"/>
-                <w:sz w:val="19"/>
-                <w:szCs w:val="19"/>
-              </w:rPr>
-              <w:t xml:space="preserve">oui</w:t>
-            </w:r>
-          </w:p>
-        </w:tc>
-        <w:tc>
-          <w:tcPr>
-            <w:tcW w:type="dxa" w:w="1276"/>
+            <w:tcW w:type="dxa" w:w="1450"/>
+            <w:tcMar>
+              <w:top w:type="dxa" w:w="60"/>
+              <w:left w:type="dxa" w:w="100"/>
+              <w:bottom w:type="dxa" w:w="60"/>
+              <w:right w:type="dxa" w:w="100"/>
+            </w:tcMar>
+          </w:tcPr>
+          <w:p>
+            <w:r>
+              <w:rPr>
+                <w:b w:val="false"/>
+                <w:bCs w:val="false"/>
+                <w:i w:val="false"/>
+                <w:iCs w:val="false"/>
+                <w:sz w:val="19"/>
+                <w:szCs w:val="19"/>
+              </w:rPr>
+              <w:t xml:space="preserve">oui</w:t>
+            </w:r>
+          </w:p>
+        </w:tc>
+        <w:tc>
+          <w:tcPr>
+            <w:tcW w:type="dxa" w:w="1376"/>
             <w:tcMar>
               <w:top w:type="dxa" w:w="60"/>
               <w:left w:type="dxa" w:w="100"/>
@@ -4394,7 +3912,7 @@
         </w:trPr>
         <w:tc>
           <w:tcPr>
-            <w:tcW w:type="dxa" w:w="650"/>
+            <w:tcW w:type="dxa" w:w="800"/>
             <w:tcMar>
               <w:top w:type="dxa" w:w="60"/>
               <w:left w:type="dxa" w:w="100"/>
@@ -4418,7 +3936,7 @@
         </w:tc>
         <w:tc>
           <w:tcPr>
-            <w:tcW w:type="dxa" w:w="1000"/>
+            <w:tcW w:type="dxa" w:w="1200"/>
             <w:tcMar>
               <w:top w:type="dxa" w:w="60"/>
               <w:left w:type="dxa" w:w="100"/>
@@ -4442,7 +3960,7 @@
         </w:tc>
         <w:tc>
           <w:tcPr>
-            <w:tcW w:type="dxa" w:w="1150"/>
+            <w:tcW w:type="dxa" w:w="1350"/>
             <w:tcMar>
               <w:top w:type="dxa" w:w="60"/>
               <w:left w:type="dxa" w:w="100"/>
@@ -4466,78 +3984,6 @@
         </w:tc>
         <w:tc>
           <w:tcPr>
-            <w:tcW w:type="dxa" w:w="1050"/>
-            <w:tcMar>
-              <w:top w:type="dxa" w:w="60"/>
-              <w:left w:type="dxa" w:w="100"/>
-              <w:bottom w:type="dxa" w:w="60"/>
-              <w:right w:type="dxa" w:w="100"/>
-            </w:tcMar>
-          </w:tcPr>
-          <w:p>
-            <w:r>
-              <w:rPr>
-                <w:b w:val="false"/>
-                <w:bCs w:val="false"/>
-                <w:i w:val="false"/>
-                <w:iCs w:val="false"/>
-                <w:sz w:val="19"/>
-                <w:szCs w:val="19"/>
-              </w:rPr>
-              <w:t xml:space="preserve">oui</w:t>
-            </w:r>
-          </w:p>
-        </w:tc>
-        <w:tc>
-          <w:tcPr>
-            <w:tcW w:type="dxa" w:w="1150"/>
-            <w:tcMar>
-              <w:top w:type="dxa" w:w="60"/>
-              <w:left w:type="dxa" w:w="100"/>
-              <w:bottom w:type="dxa" w:w="60"/>
-              <w:right w:type="dxa" w:w="100"/>
-            </w:tcMar>
-          </w:tcPr>
-          <w:p>
-            <w:r>
-              <w:rPr>
-                <w:b w:val="false"/>
-                <w:bCs w:val="false"/>
-                <w:i w:val="false"/>
-                <w:iCs w:val="false"/>
-                <w:sz w:val="19"/>
-                <w:szCs w:val="19"/>
-              </w:rPr>
-              <w:t xml:space="preserve">oui</w:t>
-            </w:r>
-          </w:p>
-        </w:tc>
-        <w:tc>
-          <w:tcPr>
-            <w:tcW w:type="dxa" w:w="1500"/>
-            <w:tcMar>
-              <w:top w:type="dxa" w:w="60"/>
-              <w:left w:type="dxa" w:w="100"/>
-              <w:bottom w:type="dxa" w:w="60"/>
-              <w:right w:type="dxa" w:w="100"/>
-            </w:tcMar>
-          </w:tcPr>
-          <w:p>
-            <w:r>
-              <w:rPr>
-                <w:b w:val="false"/>
-                <w:bCs w:val="false"/>
-                <w:i w:val="false"/>
-                <w:iCs w:val="false"/>
-                <w:sz w:val="19"/>
-                <w:szCs w:val="19"/>
-              </w:rPr>
-              <w:t xml:space="preserve">oui</w:t>
-            </w:r>
-          </w:p>
-        </w:tc>
-        <w:tc>
-          <w:tcPr>
             <w:tcW w:type="dxa" w:w="1250"/>
             <w:tcMar>
               <w:top w:type="dxa" w:w="60"/>
@@ -4556,13 +4002,61 @@
                 <w:sz w:val="19"/>
                 <w:szCs w:val="19"/>
               </w:rPr>
+              <w:t xml:space="preserve">oui</w:t>
+            </w:r>
+          </w:p>
+        </w:tc>
+        <w:tc>
+          <w:tcPr>
+            <w:tcW w:type="dxa" w:w="1600"/>
+            <w:tcMar>
+              <w:top w:type="dxa" w:w="60"/>
+              <w:left w:type="dxa" w:w="100"/>
+              <w:bottom w:type="dxa" w:w="60"/>
+              <w:right w:type="dxa" w:w="100"/>
+            </w:tcMar>
+          </w:tcPr>
+          <w:p>
+            <w:r>
+              <w:rPr>
+                <w:b w:val="false"/>
+                <w:bCs w:val="false"/>
+                <w:i w:val="false"/>
+                <w:iCs w:val="false"/>
+                <w:sz w:val="19"/>
+                <w:szCs w:val="19"/>
+              </w:rPr>
+              <w:t xml:space="preserve">oui</w:t>
+            </w:r>
+          </w:p>
+        </w:tc>
+        <w:tc>
+          <w:tcPr>
+            <w:tcW w:type="dxa" w:w="1450"/>
+            <w:tcMar>
+              <w:top w:type="dxa" w:w="60"/>
+              <w:left w:type="dxa" w:w="100"/>
+              <w:bottom w:type="dxa" w:w="60"/>
+              <w:right w:type="dxa" w:w="100"/>
+            </w:tcMar>
+          </w:tcPr>
+          <w:p>
+            <w:r>
+              <w:rPr>
+                <w:b w:val="false"/>
+                <w:bCs w:val="false"/>
+                <w:i w:val="false"/>
+                <w:iCs w:val="false"/>
+                <w:sz w:val="19"/>
+                <w:szCs w:val="19"/>
+              </w:rPr>
               <w:t xml:space="preserve">non</w:t>
             </w:r>
           </w:p>
         </w:tc>
         <w:tc>
           <w:tcPr>
-            <w:tcW w:type="dxa" w:w="1276"/>
+            <w:tcW w:type="dxa" w:w="1376"/>
             <w:tcMar>
               <w:top w:type="dxa" w:w="60"/>
               <w:left w:type="dxa" w:w="100"/>
@@ -4715,7 +4209,7 @@
                 <w:sz w:val="19"/>
                 <w:szCs w:val="19"/>
               </w:rPr>
-              <w:t xml:space="preserve">Accepte l'entretien et l'enregistrement ; refuse la citation d'extraits. Ses propos peuvent être analysés et rapportés de manière agrégée, jamais cités.</w:t>
+              <w:t xml:space="preserve">Accepte l'entretien ; refuse la citation d'extraits. Ses propos peuvent être analysés et rapportés de manière agrégée, jamais cités.</w:t>
             </w:r>
           </w:p>
         </w:tc>
